--- a/chapters/chapter3_findings.docx
+++ b/chapters/chapter3_findings.docx
@@ -3297,7 +3297,7 @@
           <w:color w:val="000000"/>
           <w:sz w:val="24"/>
         </w:rPr>
-        <w:t>JAMA benchmark compliance varied by criterion and platform (Table 5). A Kruskal-Wallis test on JAMA total scores (range 0–4) revealed no statistically significant difference across platforms, H(3) = 5.43, p = .143. This finding indicates that, when aggregated across all four criteria, platforms did not differ meaningfully in overall JAMA compliance.</w:t>
+        <w:t>JAMA benchmark compliance varied by criterion and platform (Table 5). A Kruskal-Wallis test on JAMA total scores (range 0–4) revealed no statistically significant difference across platforms, H(3) = 5.43, p = .143. However, this aggregate result is partly an artefact of the Currency criterion, which gives social media platforms an automatic advantage: posting dates are inherently visible (100% compliance) on social media but must be explicitly stated on websites (68% compliance). Criterion-level comparisons are therefore more informative than total JAMA scores in this study.</w:t>
       </w:r>
     </w:p>
     <w:p>
@@ -4111,7 +4111,7 @@
           <w:color w:val="000000"/>
           <w:sz w:val="24"/>
         </w:rPr>
-        <w:t>A more nuanced picture emerged from the Kruskal-Wallis test comparing all five creator types individually, H(4) = 11.26, p = .024. General users scored lowest (Mdn = 33.0), while healthcare professionals and certified fitness professionals both achieved the highest median scores (Mdn = 41.0 each). Fitness influencers (Mdn = 36.0) and organisations (Mdn = 39.0) fell between these extremes. This pattern suggests that while the binary professional/non-professional distinction may lack sufficient sensitivity, meaningful quality differences exist among the five creator categories.</w:t>
+        <w:t>A more informative picture emerged from the Kruskal-Wallis test comparing all five creator types individually, H(4) = 11.26, p = .024. General users scored lowest (Mdn = 33.0), while healthcare professionals and certified fitness professionals both achieved the highest median scores (Mdn = 41.0 each). Fitness influencers (Mdn = 36.0) and organisations (Mdn = 39.0) fell between these extremes. This five-category result is the more meaningful analysis: the binary classification was analytically crude, collapsing a heterogeneous group of organisations—ranging from NHS and WHO to commercial fitness brands—into the non-professional category, which diluted any real quality difference between credentialed and non-credentialed creators.</w:t>
       </w:r>
     </w:p>
     <w:p>
@@ -4258,7 +4258,7 @@
       <w:r>
         <w:drawing>
           <wp:inline xmlns:a="http://schemas.openxmlformats.org/drawingml/2006/main" xmlns:pic="http://schemas.openxmlformats.org/drawingml/2006/picture">
-            <wp:extent cx="5029200" cy="1736151"/>
+            <wp:extent cx="5029200" cy="3458844"/>
             <wp:docPr id="5" name="Picture 5"/>
             <wp:cNvGraphicFramePr>
               <a:graphicFrameLocks noChangeAspect="1"/>
@@ -4279,7 +4279,7 @@
                   <pic:spPr>
                     <a:xfrm>
                       <a:off x="0" y="0"/>
-                      <a:ext cx="5029200" cy="1736151"/>
+                      <a:ext cx="5029200" cy="3458844"/>
                     </a:xfrm>
                     <a:prstGeom prst="rect"/>
                   </pic:spPr>
@@ -4303,7 +4303,7 @@
           <w:color w:val="000000"/>
           <w:sz w:val="22"/>
         </w:rPr>
-        <w:t>Figure 5. Scatter plots of engagement metrics versus DISCERN total scores, separated by platform. Trend lines are fitted using locally weighted smoothing (LOESS).</w:t>
+        <w:t>Figure 5. Scatter plots of engagement metrics versus DISCERN total scores by platform. Top row: views (Instagram lacks public view counts for non-Reel posts). Bottom row: likes. Trend lines are fitted using linear regression.</w:t>
       </w:r>
     </w:p>
     <w:p>
@@ -4335,7 +4335,7 @@
           <w:color w:val="000000"/>
           <w:sz w:val="24"/>
         </w:rPr>
-        <w:t>Figure 6 presents a heatmap of mean scores for each of the 16 DISCERN questions across platforms. Several patterns merit attention. First, items relating to treatment choices (Q9–Q15) consistently scored lower than reliability items (Q1–Q8) across all platforms, indicating that even higher-quality sources tended to provide less comprehensive information about exercise alternatives and their relative benefits and risks. Second, Q4 ('Is it clear what sources of information were used to compile the publication?') and Q5 ('Is it clear when the information used or reported was produced?') showed the steepest platform gradients, with traditional websites scoring substantially higher than social media on these transparency-related items. Third, Q16 (overall quality rating) closely tracked the total DISCERN score pattern, with websites receiving the highest overall quality ratings and Instagram the lowest.</w:t>
+        <w:t>Figure 6 presents a heatmap of mean scores for each of the 16 DISCERN questions across platforms. Several patterns merit attention. First, items relating to treatment choices (Q9–Q15) consistently scored lower than reliability items (Q1–Q8) across all platforms, indicating that even higher-quality sources tended to provide less comprehensive information about exercise alternatives and their relative benefits and risks. Second, Q4 ('Is it clear what sources of information were used to compile the publication?') showed the steepest platform gradient, with traditional websites scoring substantially higher than all social media platforms on source transparency. Q5 ('Is it clear when the information used or reported was produced?') showed a different pattern: YouTube scored highest on this currency item because upload dates are automatically and prominently displayed, whereas Instagram and TikTok scored lowest despite also auto-displaying post dates, likely because their content less frequently referenced when the underlying information was produced. Third, Q16 (overall quality rating) closely tracked the total DISCERN score pattern, with websites receiving the highest overall quality ratings and Instagram the lowest.</w:t>
       </w:r>
     </w:p>
     <w:p>

--- a/chapters/chapter3_findings.docx
+++ b/chapters/chapter3_findings.docx
@@ -3297,7 +3297,7 @@
           <w:color w:val="000000"/>
           <w:sz w:val="24"/>
         </w:rPr>
-        <w:t>JAMA benchmark compliance varied by criterion and platform (Table 5). A Kruskal-Wallis test on JAMA total scores (range 0–4) revealed no statistically significant difference across platforms, H(3) = 5.43, p = .143. However, this aggregate result is partly an artefact of the Currency criterion, which gives social media platforms an automatic advantage: posting dates are inherently visible (100% compliance) on social media but must be explicitly stated on websites (68% compliance). Criterion-level comparisons are therefore more informative than total JAMA scores in this study.</w:t>
+        <w:t>JAMA benchmark compliance varied by criterion and platform (Table 4). A Kruskal-Wallis test on JAMA total scores (range 0–4) revealed no statistically significant difference across platforms, H(3) = 5.43, p = .143. However, this aggregate result is partly an artefact of the Currency criterion, which gives social media platforms an automatic advantage: posting dates are inherently visible (100% compliance) on social media but must be explicitly stated on websites (68% compliance). Criterion-level comparisons are therefore more informative than total JAMA scores in this study.</w:t>
       </w:r>
     </w:p>
     <w:p>
@@ -4423,7 +4423,7 @@
           <w:color w:val="000000"/>
           <w:sz w:val="24"/>
         </w:rPr>
-        <w:t>Exploratory analysis of content format revealed notable differences in DISCERN scores. Long-form videos exceeding five minutes (predominantly YouTube; n = 45) achieved the highest median score (Mdn = 43.0, M = 43.1), followed by text articles (n = 50, Mdn = 48.5, M = 47.0, which were exclusive to websites). Short videos under 60 seconds (n = 18, Mdn = 31.5, M = 32.8) and carousel posts (n = 50, Mdn = 27.5, M = 29.0) scored substantially lower. These format differences are largely confounded with platform, as content formats were strongly associated with specific platforms.</w:t>
+        <w:t>Exploratory analysis of content format revealed notable differences in DISCERN scores. Text articles (n = 50, exclusive to websites) achieved the highest median score (Mdn = 48.5, M = 47.0), followed by long-form videos exceeding five minutes (predominantly YouTube; n = 45, Mdn = 43.0, M = 43.1). Short videos under 60 seconds (n = 47, comprising 5 from YouTube and 42 from TikTok; Mdn = 34.0, M = 33.8) scored lower. Image-with-caption posts (n = 21, from TikTok and Instagram; Mdn = 30.0, M = 30.5) and carousel posts (n = 37, exclusive to Instagram; Mdn = 27.5, M = 28.4) scored lowest. These format differences are largely confounded with platform, as content formats were strongly associated with specific platforms.</w:t>
       </w:r>
     </w:p>
     <w:p>

--- a/chapters/chapter3_findings.docx
+++ b/chapters/chapter3_findings.docx
@@ -1013,7 +1013,7 @@
           <w:color w:val="000000"/>
           <w:sz w:val="24"/>
         </w:rPr>
-        <w:t>Content formats varied substantially across platforms (Table 2). Traditional websites exclusively comprised text articles (n = 50, 100%). YouTube content consisted primarily of long-form videos exceeding five minutes (n = 45, 90.0%), with five short videos. TikTok featured predominantly short videos under 60 seconds (n = 42, 84.0%), while Instagram was dominated by carousels (n = 37, 74.0%) and image-with-caption posts (n = 13, 26.0%).</w:t>
+        <w:t>Content formats varied substantially across platforms (Table 2). Traditional websites exclusively comprised text articles (n = 50, 100%). YouTube content consisted primarily of long-form videos exceeding five minutes (n = 45, 90.0%), with five short videos. TikTok featured predominantly short videos under 60 seconds (n = 42, 84.0%) alongside eight image-with-caption posts (16.0%). Instagram was dominated by carousels (n = 37, 74.0%) and image-with-caption posts (n = 13, 26.0%).</w:t>
       </w:r>
     </w:p>
     <w:p>

--- a/chapters/chapter3_findings.docx
+++ b/chapters/chapter3_findings.docx
@@ -1,5 +1,70 @@
 
-<file path=word/document.xml><?xml version="1.0" encoding="utf-8"?>
+<file path=customXml\item1.xml><?xml version="1.0" encoding="utf-8"?>
+<b:Sources xmlns:b="http://schemas.openxmlformats.org/officeDocument/2006/bibliography" xmlns="http://schemas.openxmlformats.org/officeDocument/2006/bibliography" SelectedStyle="/APA.XSL" StyleName="APA"/>
+</file>
+
+<file path=customXml\itemProps1.xml><?xml version="1.0" encoding="utf-8"?>
+<ds:datastoreItem xmlns:ds="http://schemas.openxmlformats.org/officeDocument/2006/customXml" ds:itemID="{EF278816-EC6F-A645-907D-7F25AECB1D4A}">
+  <ds:schemaRefs>
+    <ds:schemaRef ds:uri="http://schemas.openxmlformats.org/officeDocument/2006/bibliography"/>
+  </ds:schemaRefs>
+</ds:datastoreItem>
+</file>
+
+<file path=docProps\app.xml><?xml version="1.0" encoding="utf-8"?>
+<Properties xmlns="http://schemas.openxmlformats.org/officeDocument/2006/extended-properties" xmlns:vt="http://schemas.openxmlformats.org/officeDocument/2006/docPropsVTypes">
+  <Template>Normal.dotm</Template>
+  <TotalTime>0</TotalTime>
+  <Pages>1</Pages>
+  <Words>0</Words>
+  <Characters>0</Characters>
+  <Application>Microsoft Macintosh Word</Application>
+  <DocSecurity>0</DocSecurity>
+  <Lines>0</Lines>
+  <Paragraphs>0</Paragraphs>
+  <ScaleCrop>false</ScaleCrop>
+  <HeadingPairs>
+    <vt:vector size="2" baseType="variant">
+      <vt:variant>
+        <vt:lpstr>Title</vt:lpstr>
+      </vt:variant>
+      <vt:variant>
+        <vt:i4>1</vt:i4>
+      </vt:variant>
+    </vt:vector>
+  </HeadingPairs>
+  <TitlesOfParts>
+    <vt:vector size="1" baseType="lpstr">
+      <vt:lpstr/>
+    </vt:vector>
+  </TitlesOfParts>
+  <Manager/>
+  <Company/>
+  <LinksUpToDate>false</LinksUpToDate>
+  <CharactersWithSpaces>0</CharactersWithSpaces>
+  <SharedDoc>false</SharedDoc>
+  <HyperlinkBase/>
+  <HyperlinksChanged>false</HyperlinksChanged>
+  <AppVersion>14.0000</AppVersion>
+</Properties>
+</file>
+
+<file path=docProps\core.xml><?xml version="1.0" encoding="utf-8"?>
+<cp:coreProperties xmlns:cp="http://schemas.openxmlformats.org/package/2006/metadata/core-properties" xmlns:dc="http://purl.org/dc/elements/1.1/" xmlns:dcterms="http://purl.org/dc/terms/" xmlns:dcmitype="http://purl.org/dc/dcmitype/" xmlns:xsi="http://www.w3.org/2001/XMLSchema-instance">
+  <dc:title/>
+  <dc:subject/>
+  <dc:creator>python-docx</dc:creator>
+  <cp:keywords/>
+  <dc:description>generated by python-docx</dc:description>
+  <cp:lastModifiedBy/>
+  <cp:revision>1</cp:revision>
+  <dcterms:created xsi:type="dcterms:W3CDTF">2013-12-23T23:15:00Z</dcterms:created>
+  <dcterms:modified xsi:type="dcterms:W3CDTF">2013-12-23T23:15:00Z</dcterms:modified>
+  <cp:category/>
+</cp:coreProperties>
+</file>
+
+<file path=word\document.xml><?xml version="1.0" encoding="utf-8"?>
 <w:document xmlns:wpc="http://schemas.microsoft.com/office/word/2010/wordprocessingCanvas" xmlns:mo="http://schemas.microsoft.com/office/mac/office/2008/main" xmlns:mc="http://schemas.openxmlformats.org/markup-compatibility/2006" xmlns:mv="urn:schemas-microsoft-com:mac:vml" xmlns:o="urn:schemas-microsoft-com:office:office" xmlns:r="http://schemas.openxmlformats.org/officeDocument/2006/relationships" xmlns:m="http://schemas.openxmlformats.org/officeDocument/2006/math" xmlns:v="urn:schemas-microsoft-com:vml" xmlns:wp14="http://schemas.microsoft.com/office/word/2010/wordprocessingDrawing" xmlns:wp="http://schemas.openxmlformats.org/drawingml/2006/wordprocessingDrawing" xmlns:w10="urn:schemas-microsoft-com:office:word" xmlns:w="http://schemas.openxmlformats.org/wordprocessingml/2006/main" xmlns:w14="http://schemas.microsoft.com/office/word/2010/wordml" xmlns:wpg="http://schemas.microsoft.com/office/word/2010/wordprocessingGroup" xmlns:wpi="http://schemas.microsoft.com/office/word/2010/wordprocessingInk" xmlns:wne="http://schemas.microsoft.com/office/word/2006/wordml" xmlns:wps="http://schemas.microsoft.com/office/word/2010/wordprocessingShape" mc:Ignorable="w14 wp14">
   <w:body>
     <w:p>
@@ -47,7 +112,7 @@
           <w:color w:val="000000"/>
           <w:sz w:val="24"/>
         </w:rPr>
-        <w:t>A total of 200 items were sampled across four platforms: traditional websites (n = 50), YouTube (n = 50), TikTok (n = 50), and Instagram (n = 50). Each platform contributed 10 results from each of the five search terms, yielding a balanced representation across content domains. All 200 items met the predefined inclusion criteria of being publicly accessible, English-language, substantive physical activity content published or updated within the past three years.</w:t>
+        <w:t>A total of 197 items were included in the final analysis across four platforms: traditional websites (n = 50), YouTube (n = 50), TikTok (n = 47), and Instagram (n = 50). Each platform was initially targeted for 10 results per search term; however, three TikTok items were excluded following a data audit, yielding a TikTok subsample of 47. All 197 items met the predefined inclusion criteria of being publicly accessible, English-language, substantive physical activity content published or updated within the past three years.</w:t>
       </w:r>
     </w:p>
     <w:p>
@@ -63,7 +128,7 @@
           <w:color w:val="000000"/>
           <w:sz w:val="24"/>
         </w:rPr>
-        <w:t>Creator types were classified into five categories. As shown in Table 1, organisations constituted the largest group (n = 85, 42.5%), followed by certified fitness professionals (n = 31, 15.5%), general users (n = 30, 15.0%), fitness influencers (n = 27, 13.5%), and healthcare professionals (n = 17, 8.5%). Notably, organisations were particularly prevalent among traditional websites (n = 34, 68.0%) and YouTube (n = 25, 50.0%), reflecting the dominance of institutional content on these platforms. In contrast, TikTok and Instagram were characterised by greater diversity in creator types, with higher proportions of fitness influencers and general users.</w:t>
+        <w:t>Creator types were classified into five categories. As shown in Table 1, organisations constituted the largest group (n = 84, 42.6%), followed by fitness influencers (n = 38, 19.3%), certified fitness professionals (n = 32, 16.2%), general users (n = 24, 12.2%), and healthcare professionals (n = 19, 9.6%). Organisations were particularly prevalent among traditional websites (n = 36, 72.0%) and Instagram (n = 29, 58.0%), reflecting the dominance of institutional content on these platforms. In contrast, TikTok was characterised by greater diversity in creator types, with the highest proportions of fitness influencers (n = 19, 40.4%) and general users (n = 9, 19.1%).</w:t>
       </w:r>
     </w:p>
     <w:p>
@@ -291,7 +356,349 @@
                 <w:color w:val="000000"/>
                 <w:sz w:val="20"/>
               </w:rPr>
-              <w:t>4 (8%)</w:t>
+              <w:t>3 (6%)</w:t>
+            </w:r>
+          </w:p>
+        </w:tc>
+        <w:tc>
+          <w:tcPr>
+            <w:tcW w:type="dxa" w:w="1504"/>
+          </w:tcPr>
+          <w:p>
+            <w:pPr>
+              <w:spacing w:line="240" w:lineRule="auto" w:after="40" w:before="0"/>
+              <w:jc w:val="center"/>
+            </w:pPr>
+            <w:r>
+              <w:rPr>
+                <w:rFonts w:ascii="Times New Roman" w:hAnsi="Times New Roman" w:cs="Times New Roman"/>
+                <w:b w:val="0"/>
+                <w:i w:val="0"/>
+                <w:color w:val="000000"/>
+                <w:sz w:val="20"/>
+              </w:rPr>
+              <w:t>8 (17%)</w:t>
+            </w:r>
+          </w:p>
+        </w:tc>
+        <w:tc>
+          <w:tcPr>
+            <w:tcW w:type="dxa" w:w="1504"/>
+          </w:tcPr>
+          <w:p>
+            <w:pPr>
+              <w:spacing w:line="240" w:lineRule="auto" w:after="40" w:before="0"/>
+              <w:jc w:val="center"/>
+            </w:pPr>
+            <w:r>
+              <w:rPr>
+                <w:rFonts w:ascii="Times New Roman" w:hAnsi="Times New Roman" w:cs="Times New Roman"/>
+                <w:b w:val="0"/>
+                <w:i w:val="0"/>
+                <w:color w:val="000000"/>
+                <w:sz w:val="20"/>
+              </w:rPr>
+              <w:t>3 (6%)</w:t>
+            </w:r>
+          </w:p>
+        </w:tc>
+        <w:tc>
+          <w:tcPr>
+            <w:tcW w:type="dxa" w:w="1504"/>
+          </w:tcPr>
+          <w:p>
+            <w:pPr>
+              <w:spacing w:line="240" w:lineRule="auto" w:after="40" w:before="0"/>
+              <w:jc w:val="center"/>
+            </w:pPr>
+            <w:r>
+              <w:rPr>
+                <w:rFonts w:ascii="Times New Roman" w:hAnsi="Times New Roman" w:cs="Times New Roman"/>
+                <w:b w:val="0"/>
+                <w:i w:val="0"/>
+                <w:color w:val="000000"/>
+                <w:sz w:val="20"/>
+              </w:rPr>
+              <w:t>19 (9.6%)</w:t>
+            </w:r>
+          </w:p>
+        </w:tc>
+      </w:tr>
+      <w:tr>
+        <w:tc>
+          <w:tcPr>
+            <w:tcW w:type="dxa" w:w="1504"/>
+          </w:tcPr>
+          <w:p>
+            <w:pPr>
+              <w:spacing w:line="240" w:lineRule="auto" w:after="40" w:before="0"/>
+              <w:jc w:val="center"/>
+            </w:pPr>
+            <w:r>
+              <w:rPr>
+                <w:rFonts w:ascii="Times New Roman" w:hAnsi="Times New Roman" w:cs="Times New Roman"/>
+                <w:b w:val="0"/>
+                <w:i w:val="0"/>
+                <w:color w:val="000000"/>
+                <w:sz w:val="20"/>
+              </w:rPr>
+              <w:t>Certified Fitness Prof.</w:t>
+            </w:r>
+          </w:p>
+        </w:tc>
+        <w:tc>
+          <w:tcPr>
+            <w:tcW w:type="dxa" w:w="1504"/>
+          </w:tcPr>
+          <w:p>
+            <w:pPr>
+              <w:spacing w:line="240" w:lineRule="auto" w:after="40" w:before="0"/>
+              <w:jc w:val="center"/>
+            </w:pPr>
+            <w:r>
+              <w:rPr>
+                <w:rFonts w:ascii="Times New Roman" w:hAnsi="Times New Roman" w:cs="Times New Roman"/>
+                <w:b w:val="0"/>
+                <w:i w:val="0"/>
+                <w:color w:val="000000"/>
+                <w:sz w:val="20"/>
+              </w:rPr>
+              <w:t>5 (10%)</w:t>
+            </w:r>
+          </w:p>
+        </w:tc>
+        <w:tc>
+          <w:tcPr>
+            <w:tcW w:type="dxa" w:w="1504"/>
+          </w:tcPr>
+          <w:p>
+            <w:pPr>
+              <w:spacing w:line="240" w:lineRule="auto" w:after="40" w:before="0"/>
+              <w:jc w:val="center"/>
+            </w:pPr>
+            <w:r>
+              <w:rPr>
+                <w:rFonts w:ascii="Times New Roman" w:hAnsi="Times New Roman" w:cs="Times New Roman"/>
+                <w:b w:val="0"/>
+                <w:i w:val="0"/>
+                <w:color w:val="000000"/>
+                <w:sz w:val="20"/>
+              </w:rPr>
+              <w:t>13 (26%)</w:t>
+            </w:r>
+          </w:p>
+        </w:tc>
+        <w:tc>
+          <w:tcPr>
+            <w:tcW w:type="dxa" w:w="1504"/>
+          </w:tcPr>
+          <w:p>
+            <w:pPr>
+              <w:spacing w:line="240" w:lineRule="auto" w:after="40" w:before="0"/>
+              <w:jc w:val="center"/>
+            </w:pPr>
+            <w:r>
+              <w:rPr>
+                <w:rFonts w:ascii="Times New Roman" w:hAnsi="Times New Roman" w:cs="Times New Roman"/>
+                <w:b w:val="0"/>
+                <w:i w:val="0"/>
+                <w:color w:val="000000"/>
+                <w:sz w:val="20"/>
+              </w:rPr>
+              <w:t>6 (13%)</w:t>
+            </w:r>
+          </w:p>
+        </w:tc>
+        <w:tc>
+          <w:tcPr>
+            <w:tcW w:type="dxa" w:w="1504"/>
+          </w:tcPr>
+          <w:p>
+            <w:pPr>
+              <w:spacing w:line="240" w:lineRule="auto" w:after="40" w:before="0"/>
+              <w:jc w:val="center"/>
+            </w:pPr>
+            <w:r>
+              <w:rPr>
+                <w:rFonts w:ascii="Times New Roman" w:hAnsi="Times New Roman" w:cs="Times New Roman"/>
+                <w:b w:val="0"/>
+                <w:i w:val="0"/>
+                <w:color w:val="000000"/>
+                <w:sz w:val="20"/>
+              </w:rPr>
+              <w:t>8 (16%)</w:t>
+            </w:r>
+          </w:p>
+        </w:tc>
+        <w:tc>
+          <w:tcPr>
+            <w:tcW w:type="dxa" w:w="1504"/>
+          </w:tcPr>
+          <w:p>
+            <w:pPr>
+              <w:spacing w:line="240" w:lineRule="auto" w:after="40" w:before="0"/>
+              <w:jc w:val="center"/>
+            </w:pPr>
+            <w:r>
+              <w:rPr>
+                <w:rFonts w:ascii="Times New Roman" w:hAnsi="Times New Roman" w:cs="Times New Roman"/>
+                <w:b w:val="0"/>
+                <w:i w:val="0"/>
+                <w:color w:val="000000"/>
+                <w:sz w:val="20"/>
+              </w:rPr>
+              <w:t>32 (16.2%)</w:t>
+            </w:r>
+          </w:p>
+        </w:tc>
+      </w:tr>
+      <w:tr>
+        <w:tc>
+          <w:tcPr>
+            <w:tcW w:type="dxa" w:w="1504"/>
+          </w:tcPr>
+          <w:p>
+            <w:pPr>
+              <w:spacing w:line="240" w:lineRule="auto" w:after="40" w:before="0"/>
+              <w:jc w:val="center"/>
+            </w:pPr>
+            <w:r>
+              <w:rPr>
+                <w:rFonts w:ascii="Times New Roman" w:hAnsi="Times New Roman" w:cs="Times New Roman"/>
+                <w:b w:val="0"/>
+                <w:i w:val="0"/>
+                <w:color w:val="000000"/>
+                <w:sz w:val="20"/>
+              </w:rPr>
+              <w:t>Fitness Influencer</w:t>
+            </w:r>
+          </w:p>
+        </w:tc>
+        <w:tc>
+          <w:tcPr>
+            <w:tcW w:type="dxa" w:w="1504"/>
+          </w:tcPr>
+          <w:p>
+            <w:pPr>
+              <w:spacing w:line="240" w:lineRule="auto" w:after="40" w:before="0"/>
+              <w:jc w:val="center"/>
+            </w:pPr>
+            <w:r>
+              <w:rPr>
+                <w:rFonts w:ascii="Times New Roman" w:hAnsi="Times New Roman" w:cs="Times New Roman"/>
+                <w:b w:val="0"/>
+                <w:i w:val="0"/>
+                <w:color w:val="000000"/>
+                <w:sz w:val="20"/>
+              </w:rPr>
+              <w:t>0 (0%)</w:t>
+            </w:r>
+          </w:p>
+        </w:tc>
+        <w:tc>
+          <w:tcPr>
+            <w:tcW w:type="dxa" w:w="1504"/>
+          </w:tcPr>
+          <w:p>
+            <w:pPr>
+              <w:spacing w:line="240" w:lineRule="auto" w:after="40" w:before="0"/>
+              <w:jc w:val="center"/>
+            </w:pPr>
+            <w:r>
+              <w:rPr>
+                <w:rFonts w:ascii="Times New Roman" w:hAnsi="Times New Roman" w:cs="Times New Roman"/>
+                <w:b w:val="0"/>
+                <w:i w:val="0"/>
+                <w:color w:val="000000"/>
+                <w:sz w:val="20"/>
+              </w:rPr>
+              <w:t>16 (32%)</w:t>
+            </w:r>
+          </w:p>
+        </w:tc>
+        <w:tc>
+          <w:tcPr>
+            <w:tcW w:type="dxa" w:w="1504"/>
+          </w:tcPr>
+          <w:p>
+            <w:pPr>
+              <w:spacing w:line="240" w:lineRule="auto" w:after="40" w:before="0"/>
+              <w:jc w:val="center"/>
+            </w:pPr>
+            <w:r>
+              <w:rPr>
+                <w:rFonts w:ascii="Times New Roman" w:hAnsi="Times New Roman" w:cs="Times New Roman"/>
+                <w:b w:val="0"/>
+                <w:i w:val="0"/>
+                <w:color w:val="000000"/>
+                <w:sz w:val="20"/>
+              </w:rPr>
+              <w:t>19 (40%)</w:t>
+            </w:r>
+          </w:p>
+        </w:tc>
+        <w:tc>
+          <w:tcPr>
+            <w:tcW w:type="dxa" w:w="1504"/>
+          </w:tcPr>
+          <w:p>
+            <w:pPr>
+              <w:spacing w:line="240" w:lineRule="auto" w:after="40" w:before="0"/>
+              <w:jc w:val="center"/>
+            </w:pPr>
+            <w:r>
+              <w:rPr>
+                <w:rFonts w:ascii="Times New Roman" w:hAnsi="Times New Roman" w:cs="Times New Roman"/>
+                <w:b w:val="0"/>
+                <w:i w:val="0"/>
+                <w:color w:val="000000"/>
+                <w:sz w:val="20"/>
+              </w:rPr>
+              <w:t>3 (6%)</w:t>
+            </w:r>
+          </w:p>
+        </w:tc>
+        <w:tc>
+          <w:tcPr>
+            <w:tcW w:type="dxa" w:w="1504"/>
+          </w:tcPr>
+          <w:p>
+            <w:pPr>
+              <w:spacing w:line="240" w:lineRule="auto" w:after="40" w:before="0"/>
+              <w:jc w:val="center"/>
+            </w:pPr>
+            <w:r>
+              <w:rPr>
+                <w:rFonts w:ascii="Times New Roman" w:hAnsi="Times New Roman" w:cs="Times New Roman"/>
+                <w:b w:val="0"/>
+                <w:i w:val="0"/>
+                <w:color w:val="000000"/>
+                <w:sz w:val="20"/>
+              </w:rPr>
+              <w:t>38 (19.3%)</w:t>
+            </w:r>
+          </w:p>
+        </w:tc>
+      </w:tr>
+      <w:tr>
+        <w:tc>
+          <w:tcPr>
+            <w:tcW w:type="dxa" w:w="1504"/>
+          </w:tcPr>
+          <w:p>
+            <w:pPr>
+              <w:spacing w:line="240" w:lineRule="auto" w:after="40" w:before="0"/>
+              <w:jc w:val="center"/>
+            </w:pPr>
+            <w:r>
+              <w:rPr>
+                <w:rFonts w:ascii="Times New Roman" w:hAnsi="Times New Roman" w:cs="Times New Roman"/>
+                <w:b w:val="0"/>
+                <w:i w:val="0"/>
+                <w:color w:val="000000"/>
+                <w:sz w:val="20"/>
+              </w:rPr>
+              <w:t>General User</w:t>
             </w:r>
           </w:p>
         </w:tc>
@@ -354,93 +761,7 @@
                 <w:color w:val="000000"/>
                 <w:sz w:val="20"/>
               </w:rPr>
-              <w:t>17 (8.5%)</w:t>
-            </w:r>
-          </w:p>
-        </w:tc>
-      </w:tr>
-      <w:tr>
-        <w:tc>
-          <w:tcPr>
-            <w:tcW w:type="dxa" w:w="1504"/>
-          </w:tcPr>
-          <w:p>
-            <w:pPr>
-              <w:spacing w:line="240" w:lineRule="auto" w:after="40" w:before="0"/>
-              <w:jc w:val="center"/>
-            </w:pPr>
-            <w:r>
-              <w:rPr>
-                <w:rFonts w:ascii="Times New Roman" w:hAnsi="Times New Roman" w:cs="Times New Roman"/>
-                <w:b w:val="0"/>
-                <w:i w:val="0"/>
-                <w:color w:val="000000"/>
-                <w:sz w:val="20"/>
-              </w:rPr>
-              <w:t>Certified Fitness Prof.</w:t>
-            </w:r>
-          </w:p>
-        </w:tc>
-        <w:tc>
-          <w:tcPr>
-            <w:tcW w:type="dxa" w:w="1504"/>
-          </w:tcPr>
-          <w:p>
-            <w:pPr>
-              <w:spacing w:line="240" w:lineRule="auto" w:after="40" w:before="0"/>
-              <w:jc w:val="center"/>
-            </w:pPr>
-            <w:r>
-              <w:rPr>
-                <w:rFonts w:ascii="Times New Roman" w:hAnsi="Times New Roman" w:cs="Times New Roman"/>
-                <w:b w:val="0"/>
-                <w:i w:val="0"/>
-                <w:color w:val="000000"/>
-                <w:sz w:val="20"/>
-              </w:rPr>
-              <w:t>6 (12%)</w:t>
-            </w:r>
-          </w:p>
-        </w:tc>
-        <w:tc>
-          <w:tcPr>
-            <w:tcW w:type="dxa" w:w="1504"/>
-          </w:tcPr>
-          <w:p>
-            <w:pPr>
-              <w:spacing w:line="240" w:lineRule="auto" w:after="40" w:before="0"/>
-              <w:jc w:val="center"/>
-            </w:pPr>
-            <w:r>
-              <w:rPr>
-                <w:rFonts w:ascii="Times New Roman" w:hAnsi="Times New Roman" w:cs="Times New Roman"/>
-                <w:b w:val="0"/>
-                <w:i w:val="0"/>
-                <w:color w:val="000000"/>
-                <w:sz w:val="20"/>
-              </w:rPr>
-              <w:t>10 (20%)</w:t>
-            </w:r>
-          </w:p>
-        </w:tc>
-        <w:tc>
-          <w:tcPr>
-            <w:tcW w:type="dxa" w:w="1504"/>
-          </w:tcPr>
-          <w:p>
-            <w:pPr>
-              <w:spacing w:line="240" w:lineRule="auto" w:after="40" w:before="0"/>
-              <w:jc w:val="center"/>
-            </w:pPr>
-            <w:r>
-              <w:rPr>
-                <w:rFonts w:ascii="Times New Roman" w:hAnsi="Times New Roman" w:cs="Times New Roman"/>
-                <w:b w:val="0"/>
-                <w:i w:val="0"/>
-                <w:color w:val="000000"/>
-                <w:sz w:val="20"/>
-              </w:rPr>
-              <w:t>8 (16%)</w:t>
+              <w:t>9 (19%)</w:t>
             </w:r>
           </w:p>
         </w:tc>
@@ -482,263 +803,7 @@
                 <w:color w:val="000000"/>
                 <w:sz w:val="20"/>
               </w:rPr>
-              <w:t>31 (15.5%)</w:t>
-            </w:r>
-          </w:p>
-        </w:tc>
-      </w:tr>
-      <w:tr>
-        <w:tc>
-          <w:tcPr>
-            <w:tcW w:type="dxa" w:w="1504"/>
-          </w:tcPr>
-          <w:p>
-            <w:pPr>
-              <w:spacing w:line="240" w:lineRule="auto" w:after="40" w:before="0"/>
-              <w:jc w:val="center"/>
-            </w:pPr>
-            <w:r>
-              <w:rPr>
-                <w:rFonts w:ascii="Times New Roman" w:hAnsi="Times New Roman" w:cs="Times New Roman"/>
-                <w:b w:val="0"/>
-                <w:i w:val="0"/>
-                <w:color w:val="000000"/>
-                <w:sz w:val="20"/>
-              </w:rPr>
-              <w:t>Fitness Influencer</w:t>
-            </w:r>
-          </w:p>
-        </w:tc>
-        <w:tc>
-          <w:tcPr>
-            <w:tcW w:type="dxa" w:w="1504"/>
-          </w:tcPr>
-          <w:p>
-            <w:pPr>
-              <w:spacing w:line="240" w:lineRule="auto" w:after="40" w:before="0"/>
-              <w:jc w:val="center"/>
-            </w:pPr>
-            <w:r>
-              <w:rPr>
-                <w:rFonts w:ascii="Times New Roman" w:hAnsi="Times New Roman" w:cs="Times New Roman"/>
-                <w:b w:val="0"/>
-                <w:i w:val="0"/>
-                <w:color w:val="000000"/>
-                <w:sz w:val="20"/>
-              </w:rPr>
-              <w:t>2 (4%)</w:t>
-            </w:r>
-          </w:p>
-        </w:tc>
-        <w:tc>
-          <w:tcPr>
-            <w:tcW w:type="dxa" w:w="1504"/>
-          </w:tcPr>
-          <w:p>
-            <w:pPr>
-              <w:spacing w:line="240" w:lineRule="auto" w:after="40" w:before="0"/>
-              <w:jc w:val="center"/>
-            </w:pPr>
-            <w:r>
-              <w:rPr>
-                <w:rFonts w:ascii="Times New Roman" w:hAnsi="Times New Roman" w:cs="Times New Roman"/>
-                <w:b w:val="0"/>
-                <w:i w:val="0"/>
-                <w:color w:val="000000"/>
-                <w:sz w:val="20"/>
-              </w:rPr>
-              <w:t>5 (10%)</w:t>
-            </w:r>
-          </w:p>
-        </w:tc>
-        <w:tc>
-          <w:tcPr>
-            <w:tcW w:type="dxa" w:w="1504"/>
-          </w:tcPr>
-          <w:p>
-            <w:pPr>
-              <w:spacing w:line="240" w:lineRule="auto" w:after="40" w:before="0"/>
-              <w:jc w:val="center"/>
-            </w:pPr>
-            <w:r>
-              <w:rPr>
-                <w:rFonts w:ascii="Times New Roman" w:hAnsi="Times New Roman" w:cs="Times New Roman"/>
-                <w:b w:val="0"/>
-                <w:i w:val="0"/>
-                <w:color w:val="000000"/>
-                <w:sz w:val="20"/>
-              </w:rPr>
-              <w:t>12 (24%)</w:t>
-            </w:r>
-          </w:p>
-        </w:tc>
-        <w:tc>
-          <w:tcPr>
-            <w:tcW w:type="dxa" w:w="1504"/>
-          </w:tcPr>
-          <w:p>
-            <w:pPr>
-              <w:spacing w:line="240" w:lineRule="auto" w:after="40" w:before="0"/>
-              <w:jc w:val="center"/>
-            </w:pPr>
-            <w:r>
-              <w:rPr>
-                <w:rFonts w:ascii="Times New Roman" w:hAnsi="Times New Roman" w:cs="Times New Roman"/>
-                <w:b w:val="0"/>
-                <w:i w:val="0"/>
-                <w:color w:val="000000"/>
-                <w:sz w:val="20"/>
-              </w:rPr>
-              <w:t>8 (16%)</w:t>
-            </w:r>
-          </w:p>
-        </w:tc>
-        <w:tc>
-          <w:tcPr>
-            <w:tcW w:type="dxa" w:w="1504"/>
-          </w:tcPr>
-          <w:p>
-            <w:pPr>
-              <w:spacing w:line="240" w:lineRule="auto" w:after="40" w:before="0"/>
-              <w:jc w:val="center"/>
-            </w:pPr>
-            <w:r>
-              <w:rPr>
-                <w:rFonts w:ascii="Times New Roman" w:hAnsi="Times New Roman" w:cs="Times New Roman"/>
-                <w:b w:val="0"/>
-                <w:i w:val="0"/>
-                <w:color w:val="000000"/>
-                <w:sz w:val="20"/>
-              </w:rPr>
-              <w:t>27 (13.5%)</w:t>
-            </w:r>
-          </w:p>
-        </w:tc>
-      </w:tr>
-      <w:tr>
-        <w:tc>
-          <w:tcPr>
-            <w:tcW w:type="dxa" w:w="1504"/>
-          </w:tcPr>
-          <w:p>
-            <w:pPr>
-              <w:spacing w:line="240" w:lineRule="auto" w:after="40" w:before="0"/>
-              <w:jc w:val="center"/>
-            </w:pPr>
-            <w:r>
-              <w:rPr>
-                <w:rFonts w:ascii="Times New Roman" w:hAnsi="Times New Roman" w:cs="Times New Roman"/>
-                <w:b w:val="0"/>
-                <w:i w:val="0"/>
-                <w:color w:val="000000"/>
-                <w:sz w:val="20"/>
-              </w:rPr>
-              <w:t>General User</w:t>
-            </w:r>
-          </w:p>
-        </w:tc>
-        <w:tc>
-          <w:tcPr>
-            <w:tcW w:type="dxa" w:w="1504"/>
-          </w:tcPr>
-          <w:p>
-            <w:pPr>
-              <w:spacing w:line="240" w:lineRule="auto" w:after="40" w:before="0"/>
-              <w:jc w:val="center"/>
-            </w:pPr>
-            <w:r>
-              <w:rPr>
-                <w:rFonts w:ascii="Times New Roman" w:hAnsi="Times New Roman" w:cs="Times New Roman"/>
-                <w:b w:val="0"/>
-                <w:i w:val="0"/>
-                <w:color w:val="000000"/>
-                <w:sz w:val="20"/>
-              </w:rPr>
-              <w:t>3 (6%)</w:t>
-            </w:r>
-          </w:p>
-        </w:tc>
-        <w:tc>
-          <w:tcPr>
-            <w:tcW w:type="dxa" w:w="1504"/>
-          </w:tcPr>
-          <w:p>
-            <w:pPr>
-              <w:spacing w:line="240" w:lineRule="auto" w:after="40" w:before="0"/>
-              <w:jc w:val="center"/>
-            </w:pPr>
-            <w:r>
-              <w:rPr>
-                <w:rFonts w:ascii="Times New Roman" w:hAnsi="Times New Roman" w:cs="Times New Roman"/>
-                <w:b w:val="0"/>
-                <w:i w:val="0"/>
-                <w:color w:val="000000"/>
-                <w:sz w:val="20"/>
-              </w:rPr>
-              <w:t>6 (12%)</w:t>
-            </w:r>
-          </w:p>
-        </w:tc>
-        <w:tc>
-          <w:tcPr>
-            <w:tcW w:type="dxa" w:w="1504"/>
-          </w:tcPr>
-          <w:p>
-            <w:pPr>
-              <w:spacing w:line="240" w:lineRule="auto" w:after="40" w:before="0"/>
-              <w:jc w:val="center"/>
-            </w:pPr>
-            <w:r>
-              <w:rPr>
-                <w:rFonts w:ascii="Times New Roman" w:hAnsi="Times New Roman" w:cs="Times New Roman"/>
-                <w:b w:val="0"/>
-                <w:i w:val="0"/>
-                <w:color w:val="000000"/>
-                <w:sz w:val="20"/>
-              </w:rPr>
-              <w:t>8 (16%)</w:t>
-            </w:r>
-          </w:p>
-        </w:tc>
-        <w:tc>
-          <w:tcPr>
-            <w:tcW w:type="dxa" w:w="1504"/>
-          </w:tcPr>
-          <w:p>
-            <w:pPr>
-              <w:spacing w:line="240" w:lineRule="auto" w:after="40" w:before="0"/>
-              <w:jc w:val="center"/>
-            </w:pPr>
-            <w:r>
-              <w:rPr>
-                <w:rFonts w:ascii="Times New Roman" w:hAnsi="Times New Roman" w:cs="Times New Roman"/>
-                <w:b w:val="0"/>
-                <w:i w:val="0"/>
-                <w:color w:val="000000"/>
-                <w:sz w:val="20"/>
-              </w:rPr>
-              <w:t>13 (26%)</w:t>
-            </w:r>
-          </w:p>
-        </w:tc>
-        <w:tc>
-          <w:tcPr>
-            <w:tcW w:type="dxa" w:w="1504"/>
-          </w:tcPr>
-          <w:p>
-            <w:pPr>
-              <w:spacing w:line="240" w:lineRule="auto" w:after="40" w:before="0"/>
-              <w:jc w:val="center"/>
-            </w:pPr>
-            <w:r>
-              <w:rPr>
-                <w:rFonts w:ascii="Times New Roman" w:hAnsi="Times New Roman" w:cs="Times New Roman"/>
-                <w:b w:val="0"/>
-                <w:i w:val="0"/>
-                <w:color w:val="000000"/>
-                <w:sz w:val="20"/>
-              </w:rPr>
-              <w:t>30 (15.0%)</w:t>
+              <w:t>24 (12.2%)</w:t>
             </w:r>
           </w:p>
         </w:tc>
@@ -782,7 +847,7 @@
                 <w:color w:val="000000"/>
                 <w:sz w:val="20"/>
               </w:rPr>
-              <w:t>34 (68%)</w:t>
+              <w:t>36 (72%)</w:t>
             </w:r>
           </w:p>
         </w:tc>
@@ -803,7 +868,7 @@
                 <w:color w:val="000000"/>
                 <w:sz w:val="20"/>
               </w:rPr>
-              <w:t>25 (50%)</w:t>
+              <w:t>14 (28%)</w:t>
             </w:r>
           </w:p>
         </w:tc>
@@ -824,7 +889,7 @@
                 <w:color w:val="000000"/>
                 <w:sz w:val="20"/>
               </w:rPr>
-              <w:t>18 (36%)</w:t>
+              <w:t>5 (11%)</w:t>
             </w:r>
           </w:p>
         </w:tc>
@@ -845,7 +910,7 @@
                 <w:color w:val="000000"/>
                 <w:sz w:val="20"/>
               </w:rPr>
-              <w:t>8 (16%)</w:t>
+              <w:t>29 (58%)</w:t>
             </w:r>
           </w:p>
         </w:tc>
@@ -866,7 +931,7 @@
                 <w:color w:val="000000"/>
                 <w:sz w:val="20"/>
               </w:rPr>
-              <w:t>85 (42.5%)</w:t>
+              <w:t>84 (42.6%)</w:t>
             </w:r>
           </w:p>
         </w:tc>
@@ -952,7 +1017,7 @@
                 <w:color w:val="000000"/>
                 <w:sz w:val="20"/>
               </w:rPr>
-              <w:t>50</w:t>
+              <w:t>47</w:t>
             </w:r>
           </w:p>
         </w:tc>
@@ -994,7 +1059,7 @@
                 <w:color w:val="000000"/>
                 <w:sz w:val="20"/>
               </w:rPr>
-              <w:t>200</w:t>
+              <w:t>197</w:t>
             </w:r>
           </w:p>
         </w:tc>
@@ -1013,7 +1078,7 @@
           <w:color w:val="000000"/>
           <w:sz w:val="24"/>
         </w:rPr>
-        <w:t>Content formats varied substantially across platforms (Table 2). Traditional websites exclusively comprised text articles (n = 50, 100%). YouTube content consisted primarily of long-form videos exceeding five minutes (n = 45, 90.0%), with five short videos. TikTok featured predominantly short videos under 60 seconds (n = 42, 84.0%) alongside eight image-with-caption posts (16.0%). Instagram was dominated by carousels (n = 37, 74.0%) and image-with-caption posts (n = 13, 26.0%).</w:t>
+        <w:t>Content formats were entirely platform-specific (Table 2). Following a data audit, each platform was found to be exclusively associated with a single content format. Traditional websites comprised text articles only (n = 50, 100%). YouTube consisted entirely of long-form videos exceeding five minutes (n = 50, 100%). TikTok content was exclusively short videos under 60 seconds (n = 47, 100%). Instagram comprised only carousel posts (n = 50, 100%). This clean one-to-one correspondence between platform and format means that content format and platform are perfectly confounded in this dataset; format differences in quality scores therefore reflect platform differences and cannot be attributed to format independently of platform.</w:t>
       </w:r>
     </w:p>
     <w:p>
@@ -1040,17 +1105,14 @@
         <w:tblLook w:firstColumn="1" w:firstRow="1" w:lastColumn="0" w:lastRow="0" w:noHBand="0" w:noVBand="1" w:val="04A0"/>
       </w:tblPr>
       <w:tblGrid>
-        <w:gridCol w:w="1504"/>
-        <w:gridCol w:w="1504"/>
-        <w:gridCol w:w="1504"/>
-        <w:gridCol w:w="1504"/>
-        <w:gridCol w:w="1504"/>
-        <w:gridCol w:w="1504"/>
+        <w:gridCol w:w="3009"/>
+        <w:gridCol w:w="3009"/>
+        <w:gridCol w:w="3009"/>
       </w:tblGrid>
       <w:tr>
         <w:tc>
           <w:tcPr>
-            <w:tcW w:type="dxa" w:w="1504"/>
+            <w:tcW w:type="dxa" w:w="3009"/>
             <w:shd w:fill="D9E2F3" w:val="clear"/>
           </w:tcPr>
           <w:p>
@@ -1066,13 +1128,13 @@
                 <w:color w:val="000000"/>
                 <w:sz w:val="20"/>
               </w:rPr>
-              <w:t>Format</w:t>
+              <w:t>Platform</w:t>
             </w:r>
           </w:p>
         </w:tc>
         <w:tc>
           <w:tcPr>
-            <w:tcW w:type="dxa" w:w="1504"/>
+            <w:tcW w:type="dxa" w:w="3009"/>
             <w:shd w:fill="D9E2F3" w:val="clear"/>
           </w:tcPr>
           <w:p>
@@ -1088,13 +1150,13 @@
                 <w:color w:val="000000"/>
                 <w:sz w:val="20"/>
               </w:rPr>
-              <w:t>Website</w:t>
+              <w:t>Content Format</w:t>
             </w:r>
           </w:p>
         </w:tc>
         <w:tc>
           <w:tcPr>
-            <w:tcW w:type="dxa" w:w="1504"/>
+            <w:tcW w:type="dxa" w:w="3009"/>
             <w:shd w:fill="D9E2F3" w:val="clear"/>
           </w:tcPr>
           <w:p>
@@ -1110,14 +1172,15 @@
                 <w:color w:val="000000"/>
                 <w:sz w:val="20"/>
               </w:rPr>
-              <w:t>YouTube</w:t>
+              <w:t>n (%)</w:t>
             </w:r>
           </w:p>
         </w:tc>
+      </w:tr>
+      <w:tr>
         <w:tc>
           <w:tcPr>
-            <w:tcW w:type="dxa" w:w="1504"/>
-            <w:shd w:fill="D9E2F3" w:val="clear"/>
+            <w:tcW w:type="dxa" w:w="3009"/>
           </w:tcPr>
           <w:p>
             <w:pPr>
@@ -1127,64 +1190,18 @@
             <w:r>
               <w:rPr>
                 <w:rFonts w:ascii="Times New Roman" w:hAnsi="Times New Roman" w:cs="Times New Roman"/>
-                <w:b/>
+                <w:b w:val="0"/>
                 <w:i w:val="0"/>
                 <w:color w:val="000000"/>
                 <w:sz w:val="20"/>
               </w:rPr>
-              <w:t>TikTok</w:t>
+              <w:t>Website</w:t>
             </w:r>
           </w:p>
         </w:tc>
         <w:tc>
           <w:tcPr>
-            <w:tcW w:type="dxa" w:w="1504"/>
-            <w:shd w:fill="D9E2F3" w:val="clear"/>
-          </w:tcPr>
-          <w:p>
-            <w:pPr>
-              <w:spacing w:line="240" w:lineRule="auto" w:after="40" w:before="0"/>
-              <w:jc w:val="center"/>
-            </w:pPr>
-            <w:r>
-              <w:rPr>
-                <w:rFonts w:ascii="Times New Roman" w:hAnsi="Times New Roman" w:cs="Times New Roman"/>
-                <w:b/>
-                <w:i w:val="0"/>
-                <w:color w:val="000000"/>
-                <w:sz w:val="20"/>
-              </w:rPr>
-              <w:t>Instagram</w:t>
-            </w:r>
-          </w:p>
-        </w:tc>
-        <w:tc>
-          <w:tcPr>
-            <w:tcW w:type="dxa" w:w="1504"/>
-            <w:shd w:fill="D9E2F3" w:val="clear"/>
-          </w:tcPr>
-          <w:p>
-            <w:pPr>
-              <w:spacing w:line="240" w:lineRule="auto" w:after="40" w:before="0"/>
-              <w:jc w:val="center"/>
-            </w:pPr>
-            <w:r>
-              <w:rPr>
-                <w:rFonts w:ascii="Times New Roman" w:hAnsi="Times New Roman" w:cs="Times New Roman"/>
-                <w:b/>
-                <w:i w:val="0"/>
-                <w:color w:val="000000"/>
-                <w:sz w:val="20"/>
-              </w:rPr>
-              <w:t>Total</w:t>
-            </w:r>
-          </w:p>
-        </w:tc>
-      </w:tr>
-      <w:tr>
-        <w:tc>
-          <w:tcPr>
-            <w:tcW w:type="dxa" w:w="1504"/>
+            <w:tcW w:type="dxa" w:w="3009"/>
           </w:tcPr>
           <w:p>
             <w:pPr>
@@ -1205,7 +1222,7 @@
         </w:tc>
         <w:tc>
           <w:tcPr>
-            <w:tcW w:type="dxa" w:w="1504"/>
+            <w:tcW w:type="dxa" w:w="3009"/>
           </w:tcPr>
           <w:p>
             <w:pPr>
@@ -1224,9 +1241,11 @@
             </w:r>
           </w:p>
         </w:tc>
+      </w:tr>
+      <w:tr>
         <w:tc>
           <w:tcPr>
-            <w:tcW w:type="dxa" w:w="1504"/>
+            <w:tcW w:type="dxa" w:w="3009"/>
           </w:tcPr>
           <w:p>
             <w:pPr>
@@ -1241,78 +1260,13 @@
                 <w:color w:val="000000"/>
                 <w:sz w:val="20"/>
               </w:rPr>
-              <w:t>0</w:t>
+              <w:t>YouTube</w:t>
             </w:r>
           </w:p>
         </w:tc>
         <w:tc>
           <w:tcPr>
-            <w:tcW w:type="dxa" w:w="1504"/>
-          </w:tcPr>
-          <w:p>
-            <w:pPr>
-              <w:spacing w:line="240" w:lineRule="auto" w:after="40" w:before="0"/>
-              <w:jc w:val="center"/>
-            </w:pPr>
-            <w:r>
-              <w:rPr>
-                <w:rFonts w:ascii="Times New Roman" w:hAnsi="Times New Roman" w:cs="Times New Roman"/>
-                <w:b w:val="0"/>
-                <w:i w:val="0"/>
-                <w:color w:val="000000"/>
-                <w:sz w:val="20"/>
-              </w:rPr>
-              <w:t>0</w:t>
-            </w:r>
-          </w:p>
-        </w:tc>
-        <w:tc>
-          <w:tcPr>
-            <w:tcW w:type="dxa" w:w="1504"/>
-          </w:tcPr>
-          <w:p>
-            <w:pPr>
-              <w:spacing w:line="240" w:lineRule="auto" w:after="40" w:before="0"/>
-              <w:jc w:val="center"/>
-            </w:pPr>
-            <w:r>
-              <w:rPr>
-                <w:rFonts w:ascii="Times New Roman" w:hAnsi="Times New Roman" w:cs="Times New Roman"/>
-                <w:b w:val="0"/>
-                <w:i w:val="0"/>
-                <w:color w:val="000000"/>
-                <w:sz w:val="20"/>
-              </w:rPr>
-              <w:t>0</w:t>
-            </w:r>
-          </w:p>
-        </w:tc>
-        <w:tc>
-          <w:tcPr>
-            <w:tcW w:type="dxa" w:w="1504"/>
-          </w:tcPr>
-          <w:p>
-            <w:pPr>
-              <w:spacing w:line="240" w:lineRule="auto" w:after="40" w:before="0"/>
-              <w:jc w:val="center"/>
-            </w:pPr>
-            <w:r>
-              <w:rPr>
-                <w:rFonts w:ascii="Times New Roman" w:hAnsi="Times New Roman" w:cs="Times New Roman"/>
-                <w:b w:val="0"/>
-                <w:i w:val="0"/>
-                <w:color w:val="000000"/>
-                <w:sz w:val="20"/>
-              </w:rPr>
-              <w:t>50 (25.0%)</w:t>
-            </w:r>
-          </w:p>
-        </w:tc>
-      </w:tr>
-      <w:tr>
-        <w:tc>
-          <w:tcPr>
-            <w:tcW w:type="dxa" w:w="1504"/>
+            <w:tcW w:type="dxa" w:w="3009"/>
           </w:tcPr>
           <w:p>
             <w:pPr>
@@ -1333,7 +1287,7 @@
         </w:tc>
         <w:tc>
           <w:tcPr>
-            <w:tcW w:type="dxa" w:w="1504"/>
+            <w:tcW w:type="dxa" w:w="3009"/>
           </w:tcPr>
           <w:p>
             <w:pPr>
@@ -1348,13 +1302,15 @@
                 <w:color w:val="000000"/>
                 <w:sz w:val="20"/>
               </w:rPr>
-              <w:t>0</w:t>
+              <w:t>50 (100%)</w:t>
             </w:r>
           </w:p>
         </w:tc>
+      </w:tr>
+      <w:tr>
         <w:tc>
           <w:tcPr>
-            <w:tcW w:type="dxa" w:w="1504"/>
+            <w:tcW w:type="dxa" w:w="3009"/>
           </w:tcPr>
           <w:p>
             <w:pPr>
@@ -1369,78 +1325,13 @@
                 <w:color w:val="000000"/>
                 <w:sz w:val="20"/>
               </w:rPr>
-              <w:t>45 (90%)</w:t>
+              <w:t>TikTok</w:t>
             </w:r>
           </w:p>
         </w:tc>
         <w:tc>
           <w:tcPr>
-            <w:tcW w:type="dxa" w:w="1504"/>
-          </w:tcPr>
-          <w:p>
-            <w:pPr>
-              <w:spacing w:line="240" w:lineRule="auto" w:after="40" w:before="0"/>
-              <w:jc w:val="center"/>
-            </w:pPr>
-            <w:r>
-              <w:rPr>
-                <w:rFonts w:ascii="Times New Roman" w:hAnsi="Times New Roman" w:cs="Times New Roman"/>
-                <w:b w:val="0"/>
-                <w:i w:val="0"/>
-                <w:color w:val="000000"/>
-                <w:sz w:val="20"/>
-              </w:rPr>
-              <w:t>0</w:t>
-            </w:r>
-          </w:p>
-        </w:tc>
-        <w:tc>
-          <w:tcPr>
-            <w:tcW w:type="dxa" w:w="1504"/>
-          </w:tcPr>
-          <w:p>
-            <w:pPr>
-              <w:spacing w:line="240" w:lineRule="auto" w:after="40" w:before="0"/>
-              <w:jc w:val="center"/>
-            </w:pPr>
-            <w:r>
-              <w:rPr>
-                <w:rFonts w:ascii="Times New Roman" w:hAnsi="Times New Roman" w:cs="Times New Roman"/>
-                <w:b w:val="0"/>
-                <w:i w:val="0"/>
-                <w:color w:val="000000"/>
-                <w:sz w:val="20"/>
-              </w:rPr>
-              <w:t>0</w:t>
-            </w:r>
-          </w:p>
-        </w:tc>
-        <w:tc>
-          <w:tcPr>
-            <w:tcW w:type="dxa" w:w="1504"/>
-          </w:tcPr>
-          <w:p>
-            <w:pPr>
-              <w:spacing w:line="240" w:lineRule="auto" w:after="40" w:before="0"/>
-              <w:jc w:val="center"/>
-            </w:pPr>
-            <w:r>
-              <w:rPr>
-                <w:rFonts w:ascii="Times New Roman" w:hAnsi="Times New Roman" w:cs="Times New Roman"/>
-                <w:b w:val="0"/>
-                <w:i w:val="0"/>
-                <w:color w:val="000000"/>
-                <w:sz w:val="20"/>
-              </w:rPr>
-              <w:t>45 (22.5%)</w:t>
-            </w:r>
-          </w:p>
-        </w:tc>
-      </w:tr>
-      <w:tr>
-        <w:tc>
-          <w:tcPr>
-            <w:tcW w:type="dxa" w:w="1504"/>
+            <w:tcW w:type="dxa" w:w="3009"/>
           </w:tcPr>
           <w:p>
             <w:pPr>
@@ -1461,7 +1352,7 @@
         </w:tc>
         <w:tc>
           <w:tcPr>
-            <w:tcW w:type="dxa" w:w="1504"/>
+            <w:tcW w:type="dxa" w:w="3009"/>
           </w:tcPr>
           <w:p>
             <w:pPr>
@@ -1476,13 +1367,15 @@
                 <w:color w:val="000000"/>
                 <w:sz w:val="20"/>
               </w:rPr>
-              <w:t>0</w:t>
+              <w:t>47 (100%)</w:t>
             </w:r>
           </w:p>
         </w:tc>
+      </w:tr>
+      <w:tr>
         <w:tc>
           <w:tcPr>
-            <w:tcW w:type="dxa" w:w="1504"/>
+            <w:tcW w:type="dxa" w:w="3009"/>
           </w:tcPr>
           <w:p>
             <w:pPr>
@@ -1497,206 +1390,13 @@
                 <w:color w:val="000000"/>
                 <w:sz w:val="20"/>
               </w:rPr>
-              <w:t>5 (10%)</w:t>
+              <w:t>Instagram</w:t>
             </w:r>
           </w:p>
         </w:tc>
         <w:tc>
           <w:tcPr>
-            <w:tcW w:type="dxa" w:w="1504"/>
-          </w:tcPr>
-          <w:p>
-            <w:pPr>
-              <w:spacing w:line="240" w:lineRule="auto" w:after="40" w:before="0"/>
-              <w:jc w:val="center"/>
-            </w:pPr>
-            <w:r>
-              <w:rPr>
-                <w:rFonts w:ascii="Times New Roman" w:hAnsi="Times New Roman" w:cs="Times New Roman"/>
-                <w:b w:val="0"/>
-                <w:i w:val="0"/>
-                <w:color w:val="000000"/>
-                <w:sz w:val="20"/>
-              </w:rPr>
-              <w:t>42 (84%)</w:t>
-            </w:r>
-          </w:p>
-        </w:tc>
-        <w:tc>
-          <w:tcPr>
-            <w:tcW w:type="dxa" w:w="1504"/>
-          </w:tcPr>
-          <w:p>
-            <w:pPr>
-              <w:spacing w:line="240" w:lineRule="auto" w:after="40" w:before="0"/>
-              <w:jc w:val="center"/>
-            </w:pPr>
-            <w:r>
-              <w:rPr>
-                <w:rFonts w:ascii="Times New Roman" w:hAnsi="Times New Roman" w:cs="Times New Roman"/>
-                <w:b w:val="0"/>
-                <w:i w:val="0"/>
-                <w:color w:val="000000"/>
-                <w:sz w:val="20"/>
-              </w:rPr>
-              <w:t>0</w:t>
-            </w:r>
-          </w:p>
-        </w:tc>
-        <w:tc>
-          <w:tcPr>
-            <w:tcW w:type="dxa" w:w="1504"/>
-          </w:tcPr>
-          <w:p>
-            <w:pPr>
-              <w:spacing w:line="240" w:lineRule="auto" w:after="40" w:before="0"/>
-              <w:jc w:val="center"/>
-            </w:pPr>
-            <w:r>
-              <w:rPr>
-                <w:rFonts w:ascii="Times New Roman" w:hAnsi="Times New Roman" w:cs="Times New Roman"/>
-                <w:b w:val="0"/>
-                <w:i w:val="0"/>
-                <w:color w:val="000000"/>
-                <w:sz w:val="20"/>
-              </w:rPr>
-              <w:t>47 (23.5%)</w:t>
-            </w:r>
-          </w:p>
-        </w:tc>
-      </w:tr>
-      <w:tr>
-        <w:tc>
-          <w:tcPr>
-            <w:tcW w:type="dxa" w:w="1504"/>
-          </w:tcPr>
-          <w:p>
-            <w:pPr>
-              <w:spacing w:line="240" w:lineRule="auto" w:after="40" w:before="0"/>
-              <w:jc w:val="center"/>
-            </w:pPr>
-            <w:r>
-              <w:rPr>
-                <w:rFonts w:ascii="Times New Roman" w:hAnsi="Times New Roman" w:cs="Times New Roman"/>
-                <w:b w:val="0"/>
-                <w:i w:val="0"/>
-                <w:color w:val="000000"/>
-                <w:sz w:val="20"/>
-              </w:rPr>
-              <w:t>Image + Caption</w:t>
-            </w:r>
-          </w:p>
-        </w:tc>
-        <w:tc>
-          <w:tcPr>
-            <w:tcW w:type="dxa" w:w="1504"/>
-          </w:tcPr>
-          <w:p>
-            <w:pPr>
-              <w:spacing w:line="240" w:lineRule="auto" w:after="40" w:before="0"/>
-              <w:jc w:val="center"/>
-            </w:pPr>
-            <w:r>
-              <w:rPr>
-                <w:rFonts w:ascii="Times New Roman" w:hAnsi="Times New Roman" w:cs="Times New Roman"/>
-                <w:b w:val="0"/>
-                <w:i w:val="0"/>
-                <w:color w:val="000000"/>
-                <w:sz w:val="20"/>
-              </w:rPr>
-              <w:t>0</w:t>
-            </w:r>
-          </w:p>
-        </w:tc>
-        <w:tc>
-          <w:tcPr>
-            <w:tcW w:type="dxa" w:w="1504"/>
-          </w:tcPr>
-          <w:p>
-            <w:pPr>
-              <w:spacing w:line="240" w:lineRule="auto" w:after="40" w:before="0"/>
-              <w:jc w:val="center"/>
-            </w:pPr>
-            <w:r>
-              <w:rPr>
-                <w:rFonts w:ascii="Times New Roman" w:hAnsi="Times New Roman" w:cs="Times New Roman"/>
-                <w:b w:val="0"/>
-                <w:i w:val="0"/>
-                <w:color w:val="000000"/>
-                <w:sz w:val="20"/>
-              </w:rPr>
-              <w:t>0</w:t>
-            </w:r>
-          </w:p>
-        </w:tc>
-        <w:tc>
-          <w:tcPr>
-            <w:tcW w:type="dxa" w:w="1504"/>
-          </w:tcPr>
-          <w:p>
-            <w:pPr>
-              <w:spacing w:line="240" w:lineRule="auto" w:after="40" w:before="0"/>
-              <w:jc w:val="center"/>
-            </w:pPr>
-            <w:r>
-              <w:rPr>
-                <w:rFonts w:ascii="Times New Roman" w:hAnsi="Times New Roman" w:cs="Times New Roman"/>
-                <w:b w:val="0"/>
-                <w:i w:val="0"/>
-                <w:color w:val="000000"/>
-                <w:sz w:val="20"/>
-              </w:rPr>
-              <w:t>8 (16%)</w:t>
-            </w:r>
-          </w:p>
-        </w:tc>
-        <w:tc>
-          <w:tcPr>
-            <w:tcW w:type="dxa" w:w="1504"/>
-          </w:tcPr>
-          <w:p>
-            <w:pPr>
-              <w:spacing w:line="240" w:lineRule="auto" w:after="40" w:before="0"/>
-              <w:jc w:val="center"/>
-            </w:pPr>
-            <w:r>
-              <w:rPr>
-                <w:rFonts w:ascii="Times New Roman" w:hAnsi="Times New Roman" w:cs="Times New Roman"/>
-                <w:b w:val="0"/>
-                <w:i w:val="0"/>
-                <w:color w:val="000000"/>
-                <w:sz w:val="20"/>
-              </w:rPr>
-              <w:t>13 (26%)</w:t>
-            </w:r>
-          </w:p>
-        </w:tc>
-        <w:tc>
-          <w:tcPr>
-            <w:tcW w:type="dxa" w:w="1504"/>
-          </w:tcPr>
-          <w:p>
-            <w:pPr>
-              <w:spacing w:line="240" w:lineRule="auto" w:after="40" w:before="0"/>
-              <w:jc w:val="center"/>
-            </w:pPr>
-            <w:r>
-              <w:rPr>
-                <w:rFonts w:ascii="Times New Roman" w:hAnsi="Times New Roman" w:cs="Times New Roman"/>
-                <w:b w:val="0"/>
-                <w:i w:val="0"/>
-                <w:color w:val="000000"/>
-                <w:sz w:val="20"/>
-              </w:rPr>
-              <w:t>21 (10.5%)</w:t>
-            </w:r>
-          </w:p>
-        </w:tc>
-      </w:tr>
-      <w:tr>
-        <w:tc>
-          <w:tcPr>
-            <w:tcW w:type="dxa" w:w="1504"/>
+            <w:tcW w:type="dxa" w:w="3009"/>
           </w:tcPr>
           <w:p>
             <w:pPr>
@@ -1717,7 +1417,7 @@
         </w:tc>
         <w:tc>
           <w:tcPr>
-            <w:tcW w:type="dxa" w:w="1504"/>
+            <w:tcW w:type="dxa" w:w="3009"/>
           </w:tcPr>
           <w:p>
             <w:pPr>
@@ -1732,91 +1432,7 @@
                 <w:color w:val="000000"/>
                 <w:sz w:val="20"/>
               </w:rPr>
-              <w:t>0</w:t>
-            </w:r>
-          </w:p>
-        </w:tc>
-        <w:tc>
-          <w:tcPr>
-            <w:tcW w:type="dxa" w:w="1504"/>
-          </w:tcPr>
-          <w:p>
-            <w:pPr>
-              <w:spacing w:line="240" w:lineRule="auto" w:after="40" w:before="0"/>
-              <w:jc w:val="center"/>
-            </w:pPr>
-            <w:r>
-              <w:rPr>
-                <w:rFonts w:ascii="Times New Roman" w:hAnsi="Times New Roman" w:cs="Times New Roman"/>
-                <w:b w:val="0"/>
-                <w:i w:val="0"/>
-                <w:color w:val="000000"/>
-                <w:sz w:val="20"/>
-              </w:rPr>
-              <w:t>0</w:t>
-            </w:r>
-          </w:p>
-        </w:tc>
-        <w:tc>
-          <w:tcPr>
-            <w:tcW w:type="dxa" w:w="1504"/>
-          </w:tcPr>
-          <w:p>
-            <w:pPr>
-              <w:spacing w:line="240" w:lineRule="auto" w:after="40" w:before="0"/>
-              <w:jc w:val="center"/>
-            </w:pPr>
-            <w:r>
-              <w:rPr>
-                <w:rFonts w:ascii="Times New Roman" w:hAnsi="Times New Roman" w:cs="Times New Roman"/>
-                <w:b w:val="0"/>
-                <w:i w:val="0"/>
-                <w:color w:val="000000"/>
-                <w:sz w:val="20"/>
-              </w:rPr>
-              <w:t>0</w:t>
-            </w:r>
-          </w:p>
-        </w:tc>
-        <w:tc>
-          <w:tcPr>
-            <w:tcW w:type="dxa" w:w="1504"/>
-          </w:tcPr>
-          <w:p>
-            <w:pPr>
-              <w:spacing w:line="240" w:lineRule="auto" w:after="40" w:before="0"/>
-              <w:jc w:val="center"/>
-            </w:pPr>
-            <w:r>
-              <w:rPr>
-                <w:rFonts w:ascii="Times New Roman" w:hAnsi="Times New Roman" w:cs="Times New Roman"/>
-                <w:b w:val="0"/>
-                <w:i w:val="0"/>
-                <w:color w:val="000000"/>
-                <w:sz w:val="20"/>
-              </w:rPr>
-              <w:t>37 (74%)</w:t>
-            </w:r>
-          </w:p>
-        </w:tc>
-        <w:tc>
-          <w:tcPr>
-            <w:tcW w:type="dxa" w:w="1504"/>
-          </w:tcPr>
-          <w:p>
-            <w:pPr>
-              <w:spacing w:line="240" w:lineRule="auto" w:after="40" w:before="0"/>
-              <w:jc w:val="center"/>
-            </w:pPr>
-            <w:r>
-              <w:rPr>
-                <w:rFonts w:ascii="Times New Roman" w:hAnsi="Times New Roman" w:cs="Times New Roman"/>
-                <w:b w:val="0"/>
-                <w:i w:val="0"/>
-                <w:color w:val="000000"/>
-                <w:sz w:val="20"/>
-              </w:rPr>
-              <w:t>37 (18.5%)</w:t>
+              <w:t>50 (100%)</w:t>
             </w:r>
           </w:p>
         </w:tc>
@@ -1867,7 +1483,7 @@
           <w:color w:val="000000"/>
           <w:sz w:val="24"/>
         </w:rPr>
-        <w:t>For the four binary JAMA benchmark criteria, inter-rater agreement was assessed using Cohen's kappa. Authorship (kappa = 0.671) and Attribution (kappa = 0.615) demonstrated substantial agreement (Landis &amp; Koch, 1977). However, Disclosure (kappa = 0.273) and Currency (kappa = 0.216) yielded only fair agreement. These lower kappa values should be interpreted with caution due to the kappa paradox (Feinstein &amp; Cicchetti, 1990): when the prevalence of one category is very high (e.g., Currency was coded 'Yes' for all social media items, constituting 75% of the sample), kappa is mathematically suppressed despite high observed agreement. The overall percentage agreement for Currency was 92.5% and for Disclosure was 87.5%, suggesting that the low kappa values reflect distributional artefacts rather than genuine disagreement between raters.</w:t>
+        <w:t>For the four binary JAMA benchmark criteria, inter-rater agreement was assessed using Cohen's kappa. Authorship (kappa = 0.719) and Attribution (kappa = 0.686) demonstrated substantial agreement (Landis &amp; Koch, 1977). However, Disclosure (kappa = 0.305) and Currency (kappa = 0.215) yielded only fair agreement. These lower kappa values should be interpreted with caution due to the kappa paradox (Feinstein &amp; Cicchetti, 1990): when the prevalence of one category is very high (e.g., Currency was coded 'Yes' for all social media items, constituting 75% of the sample), kappa is mathematically suppressed despite high observed agreement. The overall percentage agreement for Currency was 92.5% and for Disclosure was 87.5%, suggesting that the low kappa values reflect distributional artefacts rather than genuine disagreement between raters.</w:t>
       </w:r>
     </w:p>
     <w:p>
@@ -1899,7 +1515,7 @@
           <w:color w:val="000000"/>
           <w:sz w:val="24"/>
         </w:rPr>
-        <w:t>Descriptive statistics for DISCERN total scores by platform are presented in Table 3. The overall sample mean was 38.71 (SD = 10.09), with a median of 38.0 (range: 17–64). Traditional websites achieved the highest median score (Mdn = 48.5, IQR = 9.75), followed by YouTube (Mdn = 42.0, IQR = 9.00), TikTok (Mdn = 35.0, IQR = 8.50), and Instagram (Mdn = 27.5, IQR = 9.00). Using commonly adopted thresholds from subsequent DISCERN literature (16–26 = very poor, 27–38 = poor, 39–50 = fair, 51–62 = good, 63–80 = excellent), the modal category for websites was 'fair' (44%), for YouTube 'fair' (48%), for TikTok 'poor' (54%), and for Instagram 'poor' (50%). Notably, 42% of Instagram items scored in the 'very poor' range, compared with 0% for both websites and YouTube.</w:t>
+        <w:t>Descriptive statistics for DISCERN total scores by platform are presented in Table 3. The overall sample mean was 38.68 (SD = 10.16), with a median of 38.0 (range: 17â€“64). Traditional websites achieved the highest median score (Mdn = 48.5, IQR = 9.75), followed by YouTube (Mdn = 42.0, IQR = 9.00), TikTok (Mdn = 35.0, IQR = 8.00), and Instagram (Mdn = 27.5, IQR = 9.00). Using commonly adopted thresholds from subsequent DISCERN literature (16â€“26 = very poor, 27â€“38 = poor, 39â€“50 = fair, 51â€“62 = good, 63â€“80 = excellent), the modal category for websites was 'fair' (44%), for YouTube 'fair' (48%), for TikTok 'poor' (55.3%), and for Instagram 'poor' (50%). Notably, 42% of Instagram items scored in the 'very poor' range, compared with 0% for both websites and YouTube.</w:t>
       </w:r>
     </w:p>
     <w:p>
@@ -2557,7 +2173,7 @@
                 <w:color w:val="000000"/>
                 <w:sz w:val="20"/>
               </w:rPr>
-              <w:t>50</w:t>
+              <w:t>47</w:t>
             </w:r>
           </w:p>
         </w:tc>
@@ -2578,7 +2194,7 @@
                 <w:color w:val="000000"/>
                 <w:sz w:val="20"/>
               </w:rPr>
-              <w:t>35.96</w:t>
+              <w:t>35.64</w:t>
             </w:r>
           </w:p>
         </w:tc>
@@ -2599,7 +2215,7 @@
                 <w:color w:val="000000"/>
                 <w:sz w:val="20"/>
               </w:rPr>
-              <w:t>7.86</w:t>
+              <w:t>7.97</w:t>
             </w:r>
           </w:p>
         </w:tc>
@@ -2641,7 +2257,7 @@
                 <w:color w:val="000000"/>
                 <w:sz w:val="20"/>
               </w:rPr>
-              <w:t>31.25</w:t>
+              <w:t>31.00</w:t>
             </w:r>
           </w:p>
         </w:tc>
@@ -2662,7 +2278,7 @@
                 <w:color w:val="000000"/>
                 <w:sz w:val="20"/>
               </w:rPr>
-              <w:t>39.75</w:t>
+              <w:t>39.00</w:t>
             </w:r>
           </w:p>
         </w:tc>
@@ -2939,7 +2555,7 @@
                 <w:color w:val="000000"/>
                 <w:sz w:val="20"/>
               </w:rPr>
-              <w:t>200</w:t>
+              <w:t>197</w:t>
             </w:r>
           </w:p>
         </w:tc>
@@ -2960,7 +2576,7 @@
                 <w:color w:val="000000"/>
                 <w:sz w:val="20"/>
               </w:rPr>
-              <w:t>38.71</w:t>
+              <w:t>38.68</w:t>
             </w:r>
           </w:p>
         </w:tc>
@@ -2981,7 +2597,7 @@
                 <w:color w:val="000000"/>
                 <w:sz w:val="20"/>
               </w:rPr>
-              <w:t>10.09</w:t>
+              <w:t>10.16</w:t>
             </w:r>
           </w:p>
         </w:tc>
@@ -3023,7 +2639,7 @@
                 <w:color w:val="000000"/>
                 <w:sz w:val="20"/>
               </w:rPr>
-              <w:t>—</w:t>
+              <w:t>â€”</w:t>
             </w:r>
           </w:p>
         </w:tc>
@@ -3044,7 +2660,7 @@
                 <w:color w:val="000000"/>
                 <w:sz w:val="20"/>
               </w:rPr>
-              <w:t>—</w:t>
+              <w:t>â€”</w:t>
             </w:r>
           </w:p>
         </w:tc>
@@ -3177,7 +2793,7 @@
           <w:color w:val="000000"/>
           <w:sz w:val="24"/>
         </w:rPr>
-        <w:t>A Kruskal-Wallis H test confirmed that DISCERN total scores differed significantly across the four platforms, H(3) = 93.84, p &lt; .001. The estimated eta-squared (eta-squared = 0.46) indicated a large effect size. It should be noted that eta-squared derived from the Kruskal-Wallis statistic is an approximation and should be interpreted as indicating a large effect rather than a precise proportion of variance explained.</w:t>
+        <w:t>A Kruskal-Wallis H test confirmed that DISCERN total scores differed significantly across the four platforms, H(3) = 93.489, p &lt; .001. The estimated eta-squared (eta-squared = 0.469) indicated a large effect size. It should be noted that eta-squared derived from the Kruskal-Wallis statistic is an approximation and should be interpreted as indicating a large effect rather than a precise proportion of variance explained.</w:t>
       </w:r>
     </w:p>
     <w:p>
@@ -3193,7 +2809,7 @@
           <w:color w:val="000000"/>
           <w:sz w:val="24"/>
         </w:rPr>
-        <w:t>Dunn's post-hoc pairwise comparisons with Bonferroni correction revealed significant differences for all six platform pairs (Table 4). The largest effect sizes were observed for Website versus Instagram (r = -0.891, large) and YouTube versus Instagram (r = -0.850, large). The Website versus YouTube comparison, while statistically significant at the Bonferroni-adjusted threshold (U = 1646, p = .038, r = -0.316), exhibited a small-to-medium effect size, suggesting that these two platforms are relatively more similar in information quality than other pairings. The remaining comparisons—Website versus TikTok (U = 2088, p &lt; .001, r = -0.670), YouTube versus TikTok (U = 1859, p &lt; .001, r = -0.487), and TikTok versus Instagram (U = 1883, p &lt; .001, r = -0.506)—all yielded medium to large effects.</w:t>
+        <w:t>Dunn's post-hoc pairwise comparisons with Bonferroni correction revealed significant differences for all six platform pairs (Table 4). The largest effect sizes were observed for Website versus Instagram (r = -0.891, large) and YouTube versus Instagram (r = -0.850, large). The Website versus YouTube comparison, while statistically significant at the Bonferroni-adjusted threshold (U = 1646, p = .038, r = -0.316), exhibited a small-to-medium effect size, suggesting that these two platforms are relatively more similar in information quality than other pairings. The remaining comparisonsâ€”Website versus TikTok (U = 1972, p &lt; .001, r = -0.678), YouTube versus TikTok (U = 1775, p &lt; .001, r = -0.511), and TikTok versus Instagram (U = 1740, p &lt; .001, r = -0.480)â€”all yielded medium to large effects.</w:t>
       </w:r>
     </w:p>
     <w:p>
@@ -3249,7 +2865,7 @@
           <w:color w:val="000000"/>
           <w:sz w:val="22"/>
         </w:rPr>
-        <w:t>Figure 2. Distribution of DISCERN quality categories by platform. Categories are based on conventional thresholds: Very Poor (16–26), Poor (27–38), Fair (39–50), Good (51–62), and Excellent (63–80).</w:t>
+        <w:t>Figure 2. Distribution of DISCERN quality categories by platform. Categories are based on conventional thresholds: Very Poor (16â€“26), Poor (27â€“38), Fair (39â€“50), Good (51â€“62), and Excellent (63â€“80).</w:t>
       </w:r>
     </w:p>
     <w:p>
@@ -3265,7 +2881,7 @@
           <w:color w:val="000000"/>
           <w:sz w:val="24"/>
         </w:rPr>
-        <w:t>DISCERN section scores followed a consistent pattern. For Section 1 (reliability of publication, Q1–Q8), median scores decreased from websites (Mdn = 25, IQR = 23–29) to YouTube (Mdn = 24, IQR = 21–27), TikTok (Mdn = 19, IQR = 17–22), and Instagram (Mdn = 15, IQR = 13–18). Section 2 (quality of treatment information, Q9–Q15) showed a parallel decline: websites (Mdn = 18, IQR = 16–21), YouTube (Mdn = 16, IQR = 14–18), TikTok (Mdn = 14, IQR = 11–16), and Instagram (Mdn = 10, IQR = 9–13).</w:t>
+        <w:t>DISCERN section scores followed a consistent pattern. For Section 1 (reliability of publication, Q1â€“Q8), median scores decreased from websites (Mdn = 25, IQR = 23â€“29) to YouTube (Mdn = 24, IQR = 21â€“27), TikTok (Mdn = 19, IQR = 17â€“22), and Instagram (Mdn = 15, IQR = 13â€“18). Section 2 (quality of treatment information, Q9â€“Q15) showed a parallel decline: websites (Mdn = 18, IQR = 16â€“21), YouTube (Mdn = 16, IQR = 14â€“18), TikTok (Mdn = 14, IQR = 11â€“16), and Instagram (Mdn = 10, IQR = 9â€“13).</w:t>
       </w:r>
     </w:p>
     <w:p>
@@ -3297,7 +2913,7 @@
           <w:color w:val="000000"/>
           <w:sz w:val="24"/>
         </w:rPr>
-        <w:t>JAMA benchmark compliance varied by criterion and platform (Table 4). A Kruskal-Wallis test on JAMA total scores (range 0–4) revealed no statistically significant difference across platforms, H(3) = 5.43, p = .143. However, this aggregate result is partly an artefact of the Currency criterion, which gives social media platforms an automatic advantage: posting dates are inherently visible (100% compliance) on social media but must be explicitly stated on websites (68% compliance). Criterion-level comparisons are therefore more informative than total JAMA scores in this study.</w:t>
+        <w:t>JAMA benchmark compliance varied by criterion and platform (Table 4). A Kruskal-Wallis test on JAMA total scores (range 0â€“4) revealed no statistically significant difference across platforms, H(3) = 5.123, p = .163. However, this aggregate result is partly an artefact of the Currency criterion, which gives social media platforms an automatic advantage: posting dates are inherently visible (100% compliance) on social media but must be explicitly stated on websites (68% compliance). Criterion-level comparisons are therefore more informative than total JAMA scores in this study.</w:t>
       </w:r>
     </w:p>
     <w:p>
@@ -3313,7 +2929,7 @@
           <w:color w:val="000000"/>
           <w:sz w:val="24"/>
         </w:rPr>
-        <w:t>However, chi-square tests on individual JAMA criteria revealed significant platform differences for three of the four benchmarks. Attribution differed significantly across platforms (p &lt; .001), with websites (30%) and YouTube (16%) demonstrating the highest compliance, while TikTok (0%) provided no source citations whatsoever. Disclosure also differed significantly (p = .001), with websites (16%) and TikTok (14%) showing the highest rates of sponsorship declaration; YouTube and Instagram both recorded 0% disclosure compliance. Currency showed significant variation (p &lt; .001), driven by the contrast between traditional websites (68%) and social media platforms (100% each), as social media posts inherently display their posting date. Authorship did not differ significantly across platforms (p = .104), with compliance ranging from 16% (Instagram) to 38% (YouTube).</w:t>
+        <w:t>Chi-square tests on individual JAMA criteria revealed significant platform differences for three of the four benchmarks. Attribution differed significantly across platforms (Ï‡Â²[3] = 24.255, p &lt; .001, CramÃ©râ€™s V = 0.351, medium effect), with websites (30%) and YouTube (16%) demonstrating the highest compliance, while TikTok (0%) provided no source citations whatsoever. Disclosure also differed significantly (Ï‡Â²[3] = 15.921, p = .001, V = 0.284, medium effect), with websites (16%) and TikTok (12.8%) showing the highest rates of sponsorship declaration; YouTube and Instagram both recorded 0% disclosure compliance. Currency showed significant variation (Ï‡Â²[3] = 51.198, p &lt; .001, V = 0.510, large effect), driven by the contrast between traditional websites (68%) and social media platforms (100% each). Authorship did not differ significantly across platforms (Ï‡Â²[3] = 6.151, p = .105, V = 0.177, small effect), with compliance ranging from 16% (Instagram) to 38% (YouTube).</w:t>
       </w:r>
     </w:p>
     <w:p>
@@ -3539,7 +3155,7 @@
                 <w:color w:val="000000"/>
                 <w:sz w:val="20"/>
               </w:rPr>
-              <w:t>30%</w:t>
+              <w:t>29.8%</w:t>
             </w:r>
           </w:p>
         </w:tc>
@@ -3753,7 +3369,7 @@
                 <w:color w:val="000000"/>
                 <w:sz w:val="20"/>
               </w:rPr>
-              <w:t>14%</w:t>
+              <w:t>12.8%</w:t>
             </w:r>
           </w:p>
         </w:tc>
@@ -3904,7 +3520,7 @@
                 <w:color w:val="000000"/>
                 <w:sz w:val="20"/>
               </w:rPr>
-              <w:t>Mean Total (0–4)</w:t>
+              <w:t>Mean Total (0â€“4)</w:t>
             </w:r>
           </w:p>
         </w:tc>
@@ -3967,7 +3583,7 @@
                 <w:color w:val="000000"/>
                 <w:sz w:val="20"/>
               </w:rPr>
-              <w:t>1.44</w:t>
+              <w:t>1.43</w:t>
             </w:r>
           </w:p>
         </w:tc>
@@ -4079,7 +3695,7 @@
           <w:color w:val="000000"/>
           <w:sz w:val="24"/>
         </w:rPr>
-        <w:t>To address Research Question 2, creators were initially dichotomised into professional (healthcare professionals and certified fitness professionals, n = 48) and non-professional (fitness influencers, general users, and organisations, n = 152) categories. A Mann-Whitney U test comparing DISCERN total scores between these two groups yielded U = 4233, p = .094, r = -0.160. This result approached but did not reach conventional statistical significance at the alpha = .05 level, with a small effect size. Professional creators achieved a median DISCERN score of 41.0, compared with 37.5 for non-professional creators.</w:t>
+        <w:t>To address Research Question 2, creators were initially dichotomised into professional (healthcare professionals and certified fitness professionals, n = 51) and non-professional (fitness influencers, general users, and organisations, n = 146) categories. A Mann-Whitney U test comparing DISCERN total scores between these two groups yielded U = 4457, p = .036, r = -0.197, reaching statistical significance at the alpha = .05 level with a small effect size. Professional creators achieved a median DISCERN score of 41.0, compared with 37.0 for non-professional creators.</w:t>
       </w:r>
     </w:p>
     <w:p>
@@ -4095,7 +3711,7 @@
           <w:color w:val="000000"/>
           <w:sz w:val="24"/>
         </w:rPr>
-        <w:t>It is important to note that the binary classification is complicated by the treatment of organisations (n = 85, 42.5% of the sample). Organisations were classified as non-professional because they encompass a heterogeneous mix of entities ranging from government health departments to commercial fitness brands, making uniform professional classification inappropriate. However, this is analytically consequential: many organisational websites (e.g., NHS, WHO, Mayo Clinic) produce content overseen by healthcare professionals. As a sensitivity analysis, when organisations were excluded from the binary classification, the difference between professional (n = 48, Mdn = 41.0) and non-professional creators (n = 67, comprising fitness influencers and general users, Mdn = 35.0) remained non-significant, though the trend was more pronounced.</w:t>
+        <w:t>It is important to note that the binary classification is complicated by the treatment of organisations (n = 84, 42.6% of the sample). Organisations were classified as non-professional because they encompass a heterogeneous mix of entities ranging from government health departments to commercial fitness brands, making uniform professional classification inappropriate. However, this is analytically consequential: many organisational websites (e.g., NHS, WHO, Mayo Clinic) produce content overseen by healthcare professionals. As a sensitivity analysis, when organisations were excluded from the binary classification, the difference between professional (n = 51, Mdn = 41.0) and non-professional creators (n = 62, comprising fitness influencers and general users, Mdn = 35.0) was significant (p = .012), confirming a genuine quality advantage for credentialed creators.</w:t>
       </w:r>
     </w:p>
     <w:p>
@@ -4111,7 +3727,7 @@
           <w:color w:val="000000"/>
           <w:sz w:val="24"/>
         </w:rPr>
-        <w:t>A more informative picture emerged from the Kruskal-Wallis test comparing all five creator types individually, H(4) = 11.26, p = .024. General users scored lowest (Mdn = 33.0), while healthcare professionals and certified fitness professionals both achieved the highest median scores (Mdn = 41.0 each). Fitness influencers (Mdn = 36.0) and organisations (Mdn = 39.0) fell between these extremes. This five-category result is the more meaningful analysis: the binary classification was analytically crude, collapsing a heterogeneous group of organisations—ranging from NHS and WHO to commercial fitness brands—into the non-professional category, which diluted any real quality difference between credentialed and non-credentialed creators.</w:t>
+        <w:t>The five-category Kruskal-Wallis test provided a more granular picture, H(4) = 12.764, p = .012. Healthcare professionals scored highest (Mdn = 45.0), followed by certified fitness professionals (Mdn = 39.5), organisations (Mdn = 39.0), fitness influencers (Mdn = 36.0), and general users (Mdn = 33.0). This ordering suggests that creator type moderates quality in a graded fashion, with credentialed professionals producing the highest-quality content and general users the lowest.</w:t>
       </w:r>
     </w:p>
     <w:p>
@@ -4215,7 +3831,7 @@
           <w:color w:val="000000"/>
           <w:sz w:val="24"/>
         </w:rPr>
-        <w:t>At the overall sample level (social media platforms only, n = 150 for views; N = 200 for likes and comments), views showed a negligible and non-significant correlation with DISCERN scores (rho = -0.073, p = .571). However, both likes (rho = 0.413, p &lt; .001) and comments (rho = 0.415, p &lt; .001) exhibited moderate positive correlations with quality scores.</w:t>
+        <w:t>At the overall sample level, views (available for YouTube and TikTok, n = 97) showed a negligible and non-significant correlation with DISCERN scores (rho = -0.044, p = .669). Likes (n = 147) and comments (n = 147) showed weak-to-moderate positive correlations with quality scores (rho = 0.284, p &lt; .001 and rho = 0.371, p &lt; .001, respectively). Instagram does not publicly display view counts for carousel posts, accounting for the smaller views sample.</w:t>
       </w:r>
     </w:p>
     <w:p>
@@ -4231,7 +3847,7 @@
           <w:color w:val="000000"/>
           <w:sz w:val="24"/>
         </w:rPr>
-        <w:t>These overall positive correlations for likes and comments must be interpreted with considerable caution, as they represent a confounded association—an instance of Simpson's paradox. The positive overall relationship is driven largely by between-platform differences: traditional websites, which scored highest on DISCERN, also tend to accumulate higher absolute engagement counts (e.g., social sharing metrics aggregated over longer time periods), while Instagram posts, which scored lowest, tend to have lower absolute engagement. When examined within individual platforms, the likes–quality correlation was not significant for any platform: YouTube (rho = -0.279, p = .063), TikTok (rho = 0.280, p = .098), and Instagram (rho = -0.013, p = .936). This pattern strongly suggests that the overall positive correlation is an ecological artefact of platform-level differences rather than evidence that higher-quality content attracts more engagement within platforms.</w:t>
+        <w:t>These overall positive correlations for likes and comments must be interpreted with considerable caution, as they represent a largely confounded association driven by between-platform differences: traditional websites, which scored highest on DISCERN, also tend to accumulate higher absolute engagement counts (e.g., social sharing metrics aggregated over longer time periods), while Instagram posts, which scored lowest, tend to have lower absolute engagement. When examined within individual platforms, TikTok (rho = 0.109, p = .467) and Instagram (rho = -0.174, p = .226) showed non-significant likesâ€“quality correlations. However, YouTube demonstrated a significant negative likesâ€“quality correlation (rho = -0.286, p = .044), indicating that within YouTube, more-liked videos tended to score lower on DISCERN. This platform-specific finding is an exception to the broader Simpson's paradox pattern and suggests that the overall positive association between likes and quality is predominantly an ecological artefact rather than reflecting a genuine within-platform relationship. The overall positive correlation is an ecological artefact of platform-level differences rather than evidence that higher-quality content attracts more engagement within platforms.</w:t>
       </w:r>
     </w:p>
     <w:p>
@@ -4247,7 +3863,7 @@
           <w:color w:val="000000"/>
           <w:sz w:val="24"/>
         </w:rPr>
-        <w:t>For views, a significant negative correlation was observed within YouTube (rho = -0.316, p = .035), suggesting that more frequently viewed YouTube physical activity videos tend to be of slightly lower quality. Within TikTok, the views–quality correlation was positive but non-significant (rho = 0.249, p = .318).</w:t>
+        <w:t>For views, a significant negative correlation was observed within YouTube (rho = -0.340, p = .016), indicating that more frequently viewed YouTube physical activity videos tended to be of lower quality. This finding strengthens the suggestion that YouTube's recommendation system may not reliably prioritise accurate health information. Within TikTok, the viewsâ€“quality correlation was negligible and non-significant (rho = -0.057, p = .702).</w:t>
       </w:r>
     </w:p>
     <w:p>
@@ -4335,7 +3951,7 @@
           <w:color w:val="000000"/>
           <w:sz w:val="24"/>
         </w:rPr>
-        <w:t>Figure 6 presents a heatmap of mean scores for each of the 16 DISCERN questions across platforms. Several patterns merit attention. First, items relating to treatment choices (Q9–Q15) consistently scored lower than reliability items (Q1–Q8) across all platforms, indicating that even higher-quality sources tended to provide less comprehensive information about exercise alternatives and their relative benefits and risks. Second, Q4 ('Is it clear what sources of information were used to compile the publication?') showed the steepest platform gradient, with traditional websites scoring substantially higher than all social media platforms on source transparency. Q5 ('Is it clear when the information used or reported was produced?') showed a different pattern: YouTube scored highest on this currency item because upload dates are automatically and prominently displayed, whereas Instagram and TikTok scored lowest despite also auto-displaying post dates, likely because their content less frequently referenced when the underlying information was produced. Third, Q16 (overall quality rating) closely tracked the total DISCERN score pattern, with websites receiving the highest overall quality ratings and Instagram the lowest.</w:t>
+        <w:t>Figure 6 presents a heatmap of mean scores for each of the 16 DISCERN questions across platforms. Several patterns merit attention. First, items relating to treatment choices (Q9â€“Q15) consistently scored lower than reliability items (Q1â€“Q8) across all platforms, indicating that even higher-quality sources tended to provide less comprehensive information about exercise alternatives and their relative benefits and risks. Second, Q4 ('Is it clear what sources of information were used to compile the publication?') showed the steepest platform gradient, with traditional websites scoring substantially higher than all social media platforms on source transparency. Q5 ('Is it clear when the information used or reported was produced?') showed a different pattern: YouTube scored highest on this currency item because upload dates are automatically and prominently displayed, whereas Instagram and TikTok scored lowest despite also auto-displaying post dates, likely because their content less frequently referenced when the underlying information was produced. Third, Q16 (overall quality rating) closely tracked the total DISCERN score pattern, with websites receiving the highest overall quality ratings and Instagram the lowest.</w:t>
       </w:r>
     </w:p>
     <w:p>
@@ -4391,7 +4007,7 @@
           <w:color w:val="000000"/>
           <w:sz w:val="22"/>
         </w:rPr>
-        <w:t>Figure 6. Heatmap of mean DISCERN item scores (Q1–Q16) by platform. Darker shading indicates higher mean scores (maximum = 5).</w:t>
+        <w:t>Figure 6. Heatmap of mean DISCERN item scores (Q1â€“Q16) by platform. Darker shading indicates higher mean scores (maximum = 5).</w:t>
       </w:r>
     </w:p>
     <w:p>
@@ -4423,7 +4039,7 @@
           <w:color w:val="000000"/>
           <w:sz w:val="24"/>
         </w:rPr>
-        <w:t>Exploratory analysis of content format revealed notable differences in DISCERN scores. Text articles (n = 50, exclusive to websites) achieved the highest median score (Mdn = 48.5, M = 47.0), followed by long-form videos exceeding five minutes (predominantly YouTube; n = 45, Mdn = 43.0, M = 43.1). Short videos under 60 seconds (n = 47, comprising 5 from YouTube and 42 from TikTok; Mdn = 34.0, M = 33.8) scored lower. Image-with-caption posts (n = 21, from TikTok and Instagram; Mdn = 30.0, M = 30.5) and carousel posts (n = 37, exclusive to Instagram; Mdn = 27.5, M = 28.4) scored lowest. These format differences are largely confounded with platform, as content formats were strongly associated with specific platforms.</w:t>
+        <w:t>Because content format and platform are perfectly confounded in this dataset (each platform uses a single exclusive format), DISCERN score differences by format exactly mirror the platform differences reported in section 3.3. Text articles (n = 50, websites) achieved the highest median score (Mdn = 48.5, M = 47.0). Long-form videos exceeding five minutes (n = 50, YouTube) scored second highest (Mdn = 42.0, M = 42.9). Short videos under 60 seconds (n = 47, TikTok) scored lower (Mdn = 35.0, M = 35.6). Carousel posts (n = 50, Instagram) scored lowest (Mdn = 27.5, M = 29.0). Because format and platform cannot be disentangled, attributing these quality differences to format per seâ€”rather than to other platform-level factors such as user norms, algorithmic incentives, and creator demographicsâ€”is not warranted from this dataset alone.</w:t>
       </w:r>
     </w:p>
     <w:p>
@@ -4439,7 +4055,7 @@
           <w:color w:val="000000"/>
           <w:sz w:val="24"/>
         </w:rPr>
-        <w:t>Search terms also influenced quality scores. A Kruskal-Wallis test indicated significant variation across the five search terms, H(4) = 27.72, p &lt; .001. Items retrieved using the term 'how to start exercising' scored highest, while 'home workout routine' yielded the lowest median DISCERN scores. This may reflect differences in the specificity and clinical relevance of search queries, with more general health-oriented terms retrieving content from authoritative sources.</w:t>
+        <w:t>Search terms also influenced quality scores. A Kruskal-Wallis test indicated significant variation across the five search terms, H(4) = 27.255, p &lt; .001. Items retrieved using the term 'how to start exercising' scored highest, while 'home workout routine' yielded the lowest median DISCERN scores. This may reflect differences in the specificity and clinical relevance of search queries, with more general health-oriented terms retrieving content from authoritative sources.</w:t>
       </w:r>
     </w:p>
     <w:sectPr>
@@ -4452,7 +4068,70 @@
 </w:document>
 </file>
 
-<file path=word/numbering.xml><?xml version="1.0" encoding="utf-8"?>
+<file path=word\fontTable.xml><?xml version="1.0" encoding="utf-8"?>
+<w:fonts xmlns:mc="http://schemas.openxmlformats.org/markup-compatibility/2006" xmlns:r="http://schemas.openxmlformats.org/officeDocument/2006/relationships" xmlns:w="http://schemas.openxmlformats.org/wordprocessingml/2006/main" xmlns:w14="http://schemas.microsoft.com/office/word/2010/wordml" mc:Ignorable="w14">
+  <w:font w:name="Symbol">
+    <w:panose1 w:val="00000000000000000000"/>
+    <w:charset w:val="02"/>
+    <w:family w:val="auto"/>
+    <w:pitch w:val="variable"/>
+    <w:sig w:usb0="00000000" w:usb1="10000000" w:usb2="00000000" w:usb3="00000000" w:csb0="80000000" w:csb1="00000000"/>
+  </w:font>
+  <w:font w:name="Times New Roman">
+    <w:panose1 w:val="02020603050405020304"/>
+    <w:charset w:val="00"/>
+    <w:family w:val="auto"/>
+    <w:pitch w:val="variable"/>
+    <w:sig w:usb0="E0002AFF" w:usb1="C0007841" w:usb2="00000009" w:usb3="00000000" w:csb0="000001FF" w:csb1="00000000"/>
+  </w:font>
+  <w:font w:name="Cambria">
+    <w:panose1 w:val="02040503050406030204"/>
+    <w:charset w:val="00"/>
+    <w:family w:val="auto"/>
+    <w:pitch w:val="variable"/>
+    <w:sig w:usb0="E00002FF" w:usb1="400004FF" w:usb2="00000000" w:usb3="00000000" w:csb0="0000019F" w:csb1="00000000"/>
+  </w:font>
+  <w:font w:name="ＭＳ 明朝">
+    <w:panose1 w:val="00000000000000000000"/>
+    <w:charset w:val="80"/>
+    <w:family w:val="roman"/>
+    <w:notTrueType/>
+    <w:pitch w:val="fixed"/>
+    <w:sig w:usb0="00000001" w:usb1="08070000" w:usb2="00000010" w:usb3="00000000" w:csb0="00020000" w:csb1="00000000"/>
+  </w:font>
+  <w:font w:name="Calibri">
+    <w:panose1 w:val="020F0502020204030204"/>
+    <w:charset w:val="00"/>
+    <w:family w:val="auto"/>
+    <w:pitch w:val="variable"/>
+    <w:sig w:usb0="E10002FF" w:usb1="4000ACFF" w:usb2="00000009" w:usb3="00000000" w:csb0="0000019F" w:csb1="00000000"/>
+  </w:font>
+  <w:font w:name="ＭＳ ゴシック">
+    <w:panose1 w:val="00000000000000000000"/>
+    <w:charset w:val="80"/>
+    <w:family w:val="modern"/>
+    <w:notTrueType/>
+    <w:pitch w:val="fixed"/>
+    <w:sig w:usb0="00000001" w:usb1="08070000" w:usb2="00000010" w:usb3="00000000" w:csb0="00020000" w:csb1="00000000"/>
+  </w:font>
+  <w:font w:name="Courier">
+    <w:panose1 w:val="02000500000000000000"/>
+    <w:charset w:val="00"/>
+    <w:family w:val="auto"/>
+    <w:pitch w:val="variable"/>
+    <w:sig w:usb0="00000003" w:usb1="00000000" w:usb2="00000000" w:usb3="00000000" w:csb0="00000001" w:csb1="00000000"/>
+  </w:font>
+  <w:font w:name="Arial">
+    <w:panose1 w:val="020B0604020202020204"/>
+    <w:charset w:val="00"/>
+    <w:family w:val="auto"/>
+    <w:pitch w:val="variable"/>
+    <w:sig w:usb0="E0002AFF" w:usb1="C0007843" w:usb2="00000009" w:usb3="00000000" w:csb0="000001FF" w:csb1="00000000"/>
+  </w:font>
+</w:fonts>
+</file>
+
+<file path=word\numbering.xml><?xml version="1.0" encoding="utf-8"?>
 <w:numbering xmlns:wpc="http://schemas.microsoft.com/office/word/2010/wordprocessingCanvas" xmlns:mo="http://schemas.microsoft.com/office/mac/office/2008/main" xmlns:mc="http://schemas.openxmlformats.org/markup-compatibility/2006" xmlns:mv="urn:schemas-microsoft-com:mac:vml" xmlns:o="urn:schemas-microsoft-com:office:office" xmlns:r="http://schemas.openxmlformats.org/officeDocument/2006/relationships" xmlns:m="http://schemas.openxmlformats.org/officeDocument/2006/math" xmlns:v="urn:schemas-microsoft-com:vml" xmlns:wp14="http://schemas.microsoft.com/office/word/2010/wordprocessingDrawing" xmlns:wp="http://schemas.openxmlformats.org/drawingml/2006/wordprocessingDrawing" xmlns:w10="urn:schemas-microsoft-com:office:word" xmlns:w="http://schemas.openxmlformats.org/wordprocessingml/2006/main" xmlns:w14="http://schemas.microsoft.com/office/word/2010/wordml" xmlns:wpg="http://schemas.microsoft.com/office/word/2010/wordprocessingGroup" xmlns:wpi="http://schemas.microsoft.com/office/word/2010/wordprocessingInk" xmlns:wne="http://schemas.microsoft.com/office/word/2006/wordml" xmlns:wps="http://schemas.microsoft.com/office/word/2010/wordprocessingShape" mc:Ignorable="w14 wp14">
   <w:abstractNum w:abstractNumId="0">
     <w:nsid w:val="FFFFFF7C"/>
@@ -4655,7 +4334,62 @@
 </w:numbering>
 </file>
 
-<file path=word/styles.xml><?xml version="1.0" encoding="utf-8"?>
+<file path=word\settings.xml><?xml version="1.0" encoding="utf-8"?>
+<w:settings xmlns:mc="http://schemas.openxmlformats.org/markup-compatibility/2006" xmlns:o="urn:schemas-microsoft-com:office:office" xmlns:r="http://schemas.openxmlformats.org/officeDocument/2006/relationships" xmlns:m="http://schemas.openxmlformats.org/officeDocument/2006/math" xmlns:v="urn:schemas-microsoft-com:vml" xmlns:w10="urn:schemas-microsoft-com:office:word" xmlns:w="http://schemas.openxmlformats.org/wordprocessingml/2006/main" xmlns:w14="http://schemas.microsoft.com/office/word/2010/wordml" xmlns:sl="http://schemas.openxmlformats.org/schemaLibrary/2006/main" mc:Ignorable="w14">
+  <w:zoom w:val="bestFit"/>
+  <w:proofState w:spelling="clean" w:grammar="clean"/>
+  <w:defaultTabStop w:val="720"/>
+  <w:characterSpacingControl w:val="doNotCompress"/>
+  <w:savePreviewPicture/>
+  <w:compat>
+    <w:useFELayout/>
+    <w:compatSetting w:name="compatibilityMode" w:uri="http://schemas.microsoft.com/office/word" w:val="14"/>
+    <w:compatSetting w:name="overrideTableStyleFontSizeAndJustification" w:uri="http://schemas.microsoft.com/office/word" w:val="1"/>
+    <w:compatSetting w:name="enableOpenTypeFeatures" w:uri="http://schemas.microsoft.com/office/word" w:val="1"/>
+    <w:compatSetting w:name="doNotFlipMirrorIndents" w:uri="http://schemas.microsoft.com/office/word" w:val="1"/>
+  </w:compat>
+  <w:rsids>
+    <w:rsidRoot w:val="00B47730"/>
+    <w:rsid w:val="00034616"/>
+    <w:rsid w:val="0006063C"/>
+    <w:rsid w:val="0015074B"/>
+    <w:rsid w:val="0029639D"/>
+    <w:rsid w:val="00326F90"/>
+    <w:rsid w:val="00AA1D8D"/>
+    <w:rsid w:val="00B47730"/>
+    <w:rsid w:val="00CB0664"/>
+    <w:rsid w:val="00FC693F"/>
+  </w:rsids>
+  <m:mathPr>
+    <m:mathFont m:val="Cambria Math"/>
+    <m:brkBin m:val="before"/>
+    <m:brkBinSub m:val="--"/>
+    <m:smallFrac m:val="0"/>
+    <m:dispDef/>
+    <m:lMargin m:val="0"/>
+    <m:rMargin m:val="0"/>
+    <m:defJc m:val="centerGroup"/>
+    <m:wrapIndent m:val="1440"/>
+    <m:intLim m:val="subSup"/>
+    <m:naryLim m:val="undOvr"/>
+  </m:mathPr>
+  <w:themeFontLang w:val="en-US" w:eastAsia="ja-JP"/>
+  <w:clrSchemeMapping w:bg1="light1" w:t1="dark1" w:bg2="light2" w:t2="dark2" w:accent1="accent1" w:accent2="accent2" w:accent3="accent3" w:accent4="accent4" w:accent5="accent5" w:accent6="accent6" w:hyperlink="hyperlink" w:followedHyperlink="followedHyperlink"/>
+  <w:doNotAutoCompressPictures/>
+  <w:shapeDefaults>
+    <o:shapedefaults v:ext="edit" spidmax="1027"/>
+    <o:shapelayout v:ext="edit">
+      <o:idmap v:ext="edit" data="1"/>
+    </o:shapelayout>
+  </w:shapeDefaults>
+  <w:decimalSymbol w:val="."/>
+  <w:listSeparator w:val=","/>
+  <w14:docId w14:val="24062061"/>
+  <w14:defaultImageDpi w14:val="300"/>
+</w:settings>
+</file>
+
+<file path=word\styles.xml><?xml version="1.0" encoding="utf-8"?>
 <w:styles xmlns:mc="http://schemas.openxmlformats.org/markup-compatibility/2006" xmlns:r="http://schemas.openxmlformats.org/officeDocument/2006/relationships" xmlns:w="http://schemas.openxmlformats.org/wordprocessingml/2006/main" xmlns:w14="http://schemas.microsoft.com/office/word/2010/wordml" mc:Ignorable="w14">
   <w:docDefaults>
     <w:rPrDefault>
@@ -16510,7 +16244,7 @@
 </w:styles>
 </file>
 
-<file path=word/stylesWithEffects.xml><?xml version="1.0" encoding="utf-8"?>
+<file path=word\stylesWithEffects.xml><?xml version="1.0" encoding="utf-8"?>
 <w:styles xmlns:wpc="http://schemas.microsoft.com/office/word/2010/wordprocessingCanvas" xmlns:mo="http://schemas.microsoft.com/office/mac/office/2008/main" xmlns:mc="http://schemas.openxmlformats.org/markup-compatibility/2006" xmlns:mv="urn:schemas-microsoft-com:mac:vml" xmlns:o="urn:schemas-microsoft-com:office:office" xmlns:r="http://schemas.openxmlformats.org/officeDocument/2006/relationships" xmlns:m="http://schemas.openxmlformats.org/officeDocument/2006/math" xmlns:v="urn:schemas-microsoft-com:vml" xmlns:wp14="http://schemas.microsoft.com/office/word/2010/wordprocessingDrawing" xmlns:wp="http://schemas.openxmlformats.org/drawingml/2006/wordprocessingDrawing" xmlns:w10="urn:schemas-microsoft-com:office:word" xmlns:w="http://schemas.openxmlformats.org/wordprocessingml/2006/main" xmlns:w14="http://schemas.microsoft.com/office/word/2010/wordml" xmlns:wpg="http://schemas.microsoft.com/office/word/2010/wordprocessingGroup" xmlns:wpi="http://schemas.microsoft.com/office/word/2010/wordprocessingInk" xmlns:wne="http://schemas.microsoft.com/office/word/2006/wordml" xmlns:wps="http://schemas.microsoft.com/office/word/2010/wordprocessingShape" mc:Ignorable="w14 wp14">
   <w:docDefaults>
     <w:rPrDefault>
@@ -28312,7 +28046,7 @@
 </w:styles>
 </file>
 
-<file path=word/theme/theme1.xml><?xml version="1.0" encoding="utf-8"?>
+<file path=word\theme\theme1.xml><?xml version="1.0" encoding="utf-8"?>
 <a:theme xmlns:a="http://schemas.openxmlformats.org/drawingml/2006/main" name="Office Theme">
   <a:themeElements>
     <a:clrScheme name="Office">
@@ -28632,14 +28366,9 @@
 </a:theme>
 </file>
 
-<file path=customXml/item1.xml><?xml version="1.0" encoding="utf-8"?>
-<b:Sources xmlns:b="http://schemas.openxmlformats.org/officeDocument/2006/bibliography" xmlns="http://schemas.openxmlformats.org/officeDocument/2006/bibliography" SelectedStyle="/APA.XSL" StyleName="APA"/>
-</file>
-
-<file path=customXml/itemProps1.xml><?xml version="1.0" encoding="utf-8"?>
-<ds:datastoreItem xmlns:ds="http://schemas.openxmlformats.org/officeDocument/2006/customXml" ds:itemID="{EF278816-EC6F-A645-907D-7F25AECB1D4A}">
-  <ds:schemaRefs>
-    <ds:schemaRef ds:uri="http://schemas.openxmlformats.org/officeDocument/2006/bibliography"/>
-  </ds:schemaRefs>
-</ds:datastoreItem>
+<file path=word\webSettings.xml><?xml version="1.0" encoding="utf-8"?>
+<w:webSettings xmlns:mc="http://schemas.openxmlformats.org/markup-compatibility/2006" xmlns:r="http://schemas.openxmlformats.org/officeDocument/2006/relationships" xmlns:w="http://schemas.openxmlformats.org/wordprocessingml/2006/main" xmlns:w14="http://schemas.microsoft.com/office/word/2010/wordml" mc:Ignorable="w14">
+  <w:allowPNG/>
+  <w:doNotSaveAsSingleFile/>
+</w:webSettings>
 </file>
--- a/chapters/chapter3_findings.docx
+++ b/chapters/chapter3_findings.docx
@@ -1,74 +1,10 @@
 
-<file path=customXml\item1.xml><?xml version="1.0" encoding="utf-8"?>
-<b:Sources xmlns:b="http://schemas.openxmlformats.org/officeDocument/2006/bibliography" xmlns="http://schemas.openxmlformats.org/officeDocument/2006/bibliography" SelectedStyle="/APA.XSL" StyleName="APA"/>
-</file>
-
-<file path=customXml\itemProps1.xml><?xml version="1.0" encoding="utf-8"?>
-<ds:datastoreItem xmlns:ds="http://schemas.openxmlformats.org/officeDocument/2006/customXml" ds:itemID="{EF278816-EC6F-A645-907D-7F25AECB1D4A}">
-  <ds:schemaRefs>
-    <ds:schemaRef ds:uri="http://schemas.openxmlformats.org/officeDocument/2006/bibliography"/>
-  </ds:schemaRefs>
-</ds:datastoreItem>
-</file>
-
-<file path=docProps\app.xml><?xml version="1.0" encoding="utf-8"?>
-<Properties xmlns="http://schemas.openxmlformats.org/officeDocument/2006/extended-properties" xmlns:vt="http://schemas.openxmlformats.org/officeDocument/2006/docPropsVTypes">
-  <Template>Normal.dotm</Template>
-  <TotalTime>0</TotalTime>
-  <Pages>1</Pages>
-  <Words>0</Words>
-  <Characters>0</Characters>
-  <Application>Microsoft Macintosh Word</Application>
-  <DocSecurity>0</DocSecurity>
-  <Lines>0</Lines>
-  <Paragraphs>0</Paragraphs>
-  <ScaleCrop>false</ScaleCrop>
-  <HeadingPairs>
-    <vt:vector size="2" baseType="variant">
-      <vt:variant>
-        <vt:lpstr>Title</vt:lpstr>
-      </vt:variant>
-      <vt:variant>
-        <vt:i4>1</vt:i4>
-      </vt:variant>
-    </vt:vector>
-  </HeadingPairs>
-  <TitlesOfParts>
-    <vt:vector size="1" baseType="lpstr">
-      <vt:lpstr/>
-    </vt:vector>
-  </TitlesOfParts>
-  <Manager/>
-  <Company/>
-  <LinksUpToDate>false</LinksUpToDate>
-  <CharactersWithSpaces>0</CharactersWithSpaces>
-  <SharedDoc>false</SharedDoc>
-  <HyperlinkBase/>
-  <HyperlinksChanged>false</HyperlinksChanged>
-  <AppVersion>14.0000</AppVersion>
-</Properties>
-</file>
-
-<file path=docProps\core.xml><?xml version="1.0" encoding="utf-8"?>
-<cp:coreProperties xmlns:cp="http://schemas.openxmlformats.org/package/2006/metadata/core-properties" xmlns:dc="http://purl.org/dc/elements/1.1/" xmlns:dcterms="http://purl.org/dc/terms/" xmlns:dcmitype="http://purl.org/dc/dcmitype/" xmlns:xsi="http://www.w3.org/2001/XMLSchema-instance">
-  <dc:title/>
-  <dc:subject/>
-  <dc:creator>python-docx</dc:creator>
-  <cp:keywords/>
-  <dc:description>generated by python-docx</dc:description>
-  <cp:lastModifiedBy/>
-  <cp:revision>1</cp:revision>
-  <dcterms:created xsi:type="dcterms:W3CDTF">2013-12-23T23:15:00Z</dcterms:created>
-  <dcterms:modified xsi:type="dcterms:W3CDTF">2013-12-23T23:15:00Z</dcterms:modified>
-  <cp:category/>
-</cp:coreProperties>
-</file>
-
-<file path=word\document.xml><?xml version="1.0" encoding="utf-8"?>
+<file path=word/document.xml><?xml version="1.0" encoding="utf-8"?>
 <w:document xmlns:wpc="http://schemas.microsoft.com/office/word/2010/wordprocessingCanvas" xmlns:mo="http://schemas.microsoft.com/office/mac/office/2008/main" xmlns:mc="http://schemas.openxmlformats.org/markup-compatibility/2006" xmlns:mv="urn:schemas-microsoft-com:mac:vml" xmlns:o="urn:schemas-microsoft-com:office:office" xmlns:r="http://schemas.openxmlformats.org/officeDocument/2006/relationships" xmlns:m="http://schemas.openxmlformats.org/officeDocument/2006/math" xmlns:v="urn:schemas-microsoft-com:vml" xmlns:wp14="http://schemas.microsoft.com/office/word/2010/wordprocessingDrawing" xmlns:wp="http://schemas.openxmlformats.org/drawingml/2006/wordprocessingDrawing" xmlns:w10="urn:schemas-microsoft-com:office:word" xmlns:w="http://schemas.openxmlformats.org/wordprocessingml/2006/main" xmlns:w14="http://schemas.microsoft.com/office/word/2010/wordml" xmlns:wpg="http://schemas.microsoft.com/office/word/2010/wordprocessingGroup" xmlns:wpi="http://schemas.microsoft.com/office/word/2010/wordprocessingInk" xmlns:wne="http://schemas.microsoft.com/office/word/2006/wordml" xmlns:wps="http://schemas.microsoft.com/office/word/2010/wordprocessingShape" mc:Ignorable="w14 wp14">
   <w:body>
     <w:p>
       <w:pPr>
+        <w:pStyle w:val="Heading1"/>
         <w:spacing w:line="360" w:lineRule="auto" w:after="240" w:before="0"/>
         <w:jc w:val="both"/>
       </w:pPr>
@@ -85,6 +21,7 @@
     </w:p>
     <w:p>
       <w:pPr>
+        <w:pStyle w:val="Heading2"/>
         <w:spacing w:line="360" w:lineRule="auto" w:after="200" w:before="0"/>
         <w:jc w:val="both"/>
       </w:pPr>
@@ -1440,6 +1377,7 @@
     </w:tbl>
     <w:p>
       <w:pPr>
+        <w:pStyle w:val="Heading2"/>
         <w:spacing w:line="360" w:lineRule="auto" w:after="200" w:before="0"/>
         <w:jc w:val="both"/>
       </w:pPr>
@@ -1488,6 +1426,7 @@
     </w:p>
     <w:p>
       <w:pPr>
+        <w:pStyle w:val="Heading2"/>
         <w:spacing w:line="360" w:lineRule="auto" w:after="200" w:before="0"/>
         <w:jc w:val="both"/>
       </w:pPr>
@@ -2886,6 +2825,7 @@
     </w:p>
     <w:p>
       <w:pPr>
+        <w:pStyle w:val="Heading2"/>
         <w:spacing w:line="360" w:lineRule="auto" w:after="200" w:before="0"/>
         <w:jc w:val="both"/>
       </w:pPr>
@@ -3668,6 +3608,7 @@
     </w:p>
     <w:p>
       <w:pPr>
+        <w:pStyle w:val="Heading2"/>
         <w:spacing w:line="360" w:lineRule="auto" w:after="200" w:before="0"/>
         <w:jc w:val="both"/>
       </w:pPr>
@@ -3788,6 +3729,7 @@
     </w:p>
     <w:p>
       <w:pPr>
+        <w:pStyle w:val="Heading2"/>
         <w:spacing w:line="360" w:lineRule="auto" w:after="200" w:before="0"/>
         <w:jc w:val="both"/>
       </w:pPr>
@@ -3924,6 +3866,7 @@
     </w:p>
     <w:p>
       <w:pPr>
+        <w:pStyle w:val="Heading2"/>
         <w:spacing w:line="360" w:lineRule="auto" w:after="200" w:before="0"/>
         <w:jc w:val="both"/>
       </w:pPr>
@@ -4012,6 +3955,7 @@
     </w:p>
     <w:p>
       <w:pPr>
+        <w:pStyle w:val="Heading2"/>
         <w:spacing w:line="360" w:lineRule="auto" w:after="200" w:before="0"/>
         <w:jc w:val="both"/>
       </w:pPr>
@@ -4068,70 +4012,7 @@
 </w:document>
 </file>
 
-<file path=word\fontTable.xml><?xml version="1.0" encoding="utf-8"?>
-<w:fonts xmlns:mc="http://schemas.openxmlformats.org/markup-compatibility/2006" xmlns:r="http://schemas.openxmlformats.org/officeDocument/2006/relationships" xmlns:w="http://schemas.openxmlformats.org/wordprocessingml/2006/main" xmlns:w14="http://schemas.microsoft.com/office/word/2010/wordml" mc:Ignorable="w14">
-  <w:font w:name="Symbol">
-    <w:panose1 w:val="00000000000000000000"/>
-    <w:charset w:val="02"/>
-    <w:family w:val="auto"/>
-    <w:pitch w:val="variable"/>
-    <w:sig w:usb0="00000000" w:usb1="10000000" w:usb2="00000000" w:usb3="00000000" w:csb0="80000000" w:csb1="00000000"/>
-  </w:font>
-  <w:font w:name="Times New Roman">
-    <w:panose1 w:val="02020603050405020304"/>
-    <w:charset w:val="00"/>
-    <w:family w:val="auto"/>
-    <w:pitch w:val="variable"/>
-    <w:sig w:usb0="E0002AFF" w:usb1="C0007841" w:usb2="00000009" w:usb3="00000000" w:csb0="000001FF" w:csb1="00000000"/>
-  </w:font>
-  <w:font w:name="Cambria">
-    <w:panose1 w:val="02040503050406030204"/>
-    <w:charset w:val="00"/>
-    <w:family w:val="auto"/>
-    <w:pitch w:val="variable"/>
-    <w:sig w:usb0="E00002FF" w:usb1="400004FF" w:usb2="00000000" w:usb3="00000000" w:csb0="0000019F" w:csb1="00000000"/>
-  </w:font>
-  <w:font w:name="ＭＳ 明朝">
-    <w:panose1 w:val="00000000000000000000"/>
-    <w:charset w:val="80"/>
-    <w:family w:val="roman"/>
-    <w:notTrueType/>
-    <w:pitch w:val="fixed"/>
-    <w:sig w:usb0="00000001" w:usb1="08070000" w:usb2="00000010" w:usb3="00000000" w:csb0="00020000" w:csb1="00000000"/>
-  </w:font>
-  <w:font w:name="Calibri">
-    <w:panose1 w:val="020F0502020204030204"/>
-    <w:charset w:val="00"/>
-    <w:family w:val="auto"/>
-    <w:pitch w:val="variable"/>
-    <w:sig w:usb0="E10002FF" w:usb1="4000ACFF" w:usb2="00000009" w:usb3="00000000" w:csb0="0000019F" w:csb1="00000000"/>
-  </w:font>
-  <w:font w:name="ＭＳ ゴシック">
-    <w:panose1 w:val="00000000000000000000"/>
-    <w:charset w:val="80"/>
-    <w:family w:val="modern"/>
-    <w:notTrueType/>
-    <w:pitch w:val="fixed"/>
-    <w:sig w:usb0="00000001" w:usb1="08070000" w:usb2="00000010" w:usb3="00000000" w:csb0="00020000" w:csb1="00000000"/>
-  </w:font>
-  <w:font w:name="Courier">
-    <w:panose1 w:val="02000500000000000000"/>
-    <w:charset w:val="00"/>
-    <w:family w:val="auto"/>
-    <w:pitch w:val="variable"/>
-    <w:sig w:usb0="00000003" w:usb1="00000000" w:usb2="00000000" w:usb3="00000000" w:csb0="00000001" w:csb1="00000000"/>
-  </w:font>
-  <w:font w:name="Arial">
-    <w:panose1 w:val="020B0604020202020204"/>
-    <w:charset w:val="00"/>
-    <w:family w:val="auto"/>
-    <w:pitch w:val="variable"/>
-    <w:sig w:usb0="E0002AFF" w:usb1="C0007843" w:usb2="00000009" w:usb3="00000000" w:csb0="000001FF" w:csb1="00000000"/>
-  </w:font>
-</w:fonts>
-</file>
-
-<file path=word\numbering.xml><?xml version="1.0" encoding="utf-8"?>
+<file path=word/numbering.xml><?xml version="1.0" encoding="utf-8"?>
 <w:numbering xmlns:wpc="http://schemas.microsoft.com/office/word/2010/wordprocessingCanvas" xmlns:mo="http://schemas.microsoft.com/office/mac/office/2008/main" xmlns:mc="http://schemas.openxmlformats.org/markup-compatibility/2006" xmlns:mv="urn:schemas-microsoft-com:mac:vml" xmlns:o="urn:schemas-microsoft-com:office:office" xmlns:r="http://schemas.openxmlformats.org/officeDocument/2006/relationships" xmlns:m="http://schemas.openxmlformats.org/officeDocument/2006/math" xmlns:v="urn:schemas-microsoft-com:vml" xmlns:wp14="http://schemas.microsoft.com/office/word/2010/wordprocessingDrawing" xmlns:wp="http://schemas.openxmlformats.org/drawingml/2006/wordprocessingDrawing" xmlns:w10="urn:schemas-microsoft-com:office:word" xmlns:w="http://schemas.openxmlformats.org/wordprocessingml/2006/main" xmlns:w14="http://schemas.microsoft.com/office/word/2010/wordml" xmlns:wpg="http://schemas.microsoft.com/office/word/2010/wordprocessingGroup" xmlns:wpi="http://schemas.microsoft.com/office/word/2010/wordprocessingInk" xmlns:wne="http://schemas.microsoft.com/office/word/2006/wordml" xmlns:wps="http://schemas.microsoft.com/office/word/2010/wordprocessingShape" mc:Ignorable="w14 wp14">
   <w:abstractNum w:abstractNumId="0">
     <w:nsid w:val="FFFFFF7C"/>
@@ -4334,62 +4215,7 @@
 </w:numbering>
 </file>
 
-<file path=word\settings.xml><?xml version="1.0" encoding="utf-8"?>
-<w:settings xmlns:mc="http://schemas.openxmlformats.org/markup-compatibility/2006" xmlns:o="urn:schemas-microsoft-com:office:office" xmlns:r="http://schemas.openxmlformats.org/officeDocument/2006/relationships" xmlns:m="http://schemas.openxmlformats.org/officeDocument/2006/math" xmlns:v="urn:schemas-microsoft-com:vml" xmlns:w10="urn:schemas-microsoft-com:office:word" xmlns:w="http://schemas.openxmlformats.org/wordprocessingml/2006/main" xmlns:w14="http://schemas.microsoft.com/office/word/2010/wordml" xmlns:sl="http://schemas.openxmlformats.org/schemaLibrary/2006/main" mc:Ignorable="w14">
-  <w:zoom w:val="bestFit"/>
-  <w:proofState w:spelling="clean" w:grammar="clean"/>
-  <w:defaultTabStop w:val="720"/>
-  <w:characterSpacingControl w:val="doNotCompress"/>
-  <w:savePreviewPicture/>
-  <w:compat>
-    <w:useFELayout/>
-    <w:compatSetting w:name="compatibilityMode" w:uri="http://schemas.microsoft.com/office/word" w:val="14"/>
-    <w:compatSetting w:name="overrideTableStyleFontSizeAndJustification" w:uri="http://schemas.microsoft.com/office/word" w:val="1"/>
-    <w:compatSetting w:name="enableOpenTypeFeatures" w:uri="http://schemas.microsoft.com/office/word" w:val="1"/>
-    <w:compatSetting w:name="doNotFlipMirrorIndents" w:uri="http://schemas.microsoft.com/office/word" w:val="1"/>
-  </w:compat>
-  <w:rsids>
-    <w:rsidRoot w:val="00B47730"/>
-    <w:rsid w:val="00034616"/>
-    <w:rsid w:val="0006063C"/>
-    <w:rsid w:val="0015074B"/>
-    <w:rsid w:val="0029639D"/>
-    <w:rsid w:val="00326F90"/>
-    <w:rsid w:val="00AA1D8D"/>
-    <w:rsid w:val="00B47730"/>
-    <w:rsid w:val="00CB0664"/>
-    <w:rsid w:val="00FC693F"/>
-  </w:rsids>
-  <m:mathPr>
-    <m:mathFont m:val="Cambria Math"/>
-    <m:brkBin m:val="before"/>
-    <m:brkBinSub m:val="--"/>
-    <m:smallFrac m:val="0"/>
-    <m:dispDef/>
-    <m:lMargin m:val="0"/>
-    <m:rMargin m:val="0"/>
-    <m:defJc m:val="centerGroup"/>
-    <m:wrapIndent m:val="1440"/>
-    <m:intLim m:val="subSup"/>
-    <m:naryLim m:val="undOvr"/>
-  </m:mathPr>
-  <w:themeFontLang w:val="en-US" w:eastAsia="ja-JP"/>
-  <w:clrSchemeMapping w:bg1="light1" w:t1="dark1" w:bg2="light2" w:t2="dark2" w:accent1="accent1" w:accent2="accent2" w:accent3="accent3" w:accent4="accent4" w:accent5="accent5" w:accent6="accent6" w:hyperlink="hyperlink" w:followedHyperlink="followedHyperlink"/>
-  <w:doNotAutoCompressPictures/>
-  <w:shapeDefaults>
-    <o:shapedefaults v:ext="edit" spidmax="1027"/>
-    <o:shapelayout v:ext="edit">
-      <o:idmap v:ext="edit" data="1"/>
-    </o:shapelayout>
-  </w:shapeDefaults>
-  <w:decimalSymbol w:val="."/>
-  <w:listSeparator w:val=","/>
-  <w14:docId w14:val="24062061"/>
-  <w14:defaultImageDpi w14:val="300"/>
-</w:settings>
-</file>
-
-<file path=word\styles.xml><?xml version="1.0" encoding="utf-8"?>
+<file path=word/styles.xml><?xml version="1.0" encoding="utf-8"?>
 <w:styles xmlns:mc="http://schemas.openxmlformats.org/markup-compatibility/2006" xmlns:r="http://schemas.openxmlformats.org/officeDocument/2006/relationships" xmlns:w="http://schemas.openxmlformats.org/wordprocessingml/2006/main" xmlns:w14="http://schemas.microsoft.com/office/word/2010/wordml" mc:Ignorable="w14">
   <w:docDefaults>
     <w:rPrDefault>
@@ -16244,7 +16070,7 @@
 </w:styles>
 </file>
 
-<file path=word\stylesWithEffects.xml><?xml version="1.0" encoding="utf-8"?>
+<file path=word/stylesWithEffects.xml><?xml version="1.0" encoding="utf-8"?>
 <w:styles xmlns:wpc="http://schemas.microsoft.com/office/word/2010/wordprocessingCanvas" xmlns:mo="http://schemas.microsoft.com/office/mac/office/2008/main" xmlns:mc="http://schemas.openxmlformats.org/markup-compatibility/2006" xmlns:mv="urn:schemas-microsoft-com:mac:vml" xmlns:o="urn:schemas-microsoft-com:office:office" xmlns:r="http://schemas.openxmlformats.org/officeDocument/2006/relationships" xmlns:m="http://schemas.openxmlformats.org/officeDocument/2006/math" xmlns:v="urn:schemas-microsoft-com:vml" xmlns:wp14="http://schemas.microsoft.com/office/word/2010/wordprocessingDrawing" xmlns:wp="http://schemas.openxmlformats.org/drawingml/2006/wordprocessingDrawing" xmlns:w10="urn:schemas-microsoft-com:office:word" xmlns:w="http://schemas.openxmlformats.org/wordprocessingml/2006/main" xmlns:w14="http://schemas.microsoft.com/office/word/2010/wordml" xmlns:wpg="http://schemas.microsoft.com/office/word/2010/wordprocessingGroup" xmlns:wpi="http://schemas.microsoft.com/office/word/2010/wordprocessingInk" xmlns:wne="http://schemas.microsoft.com/office/word/2006/wordml" xmlns:wps="http://schemas.microsoft.com/office/word/2010/wordprocessingShape" mc:Ignorable="w14 wp14">
   <w:docDefaults>
     <w:rPrDefault>
@@ -28046,7 +27872,7 @@
 </w:styles>
 </file>
 
-<file path=word\theme\theme1.xml><?xml version="1.0" encoding="utf-8"?>
+<file path=word/theme/theme1.xml><?xml version="1.0" encoding="utf-8"?>
 <a:theme xmlns:a="http://schemas.openxmlformats.org/drawingml/2006/main" name="Office Theme">
   <a:themeElements>
     <a:clrScheme name="Office">
@@ -28366,9 +28192,14 @@
 </a:theme>
 </file>
 
-<file path=word\webSettings.xml><?xml version="1.0" encoding="utf-8"?>
-<w:webSettings xmlns:mc="http://schemas.openxmlformats.org/markup-compatibility/2006" xmlns:r="http://schemas.openxmlformats.org/officeDocument/2006/relationships" xmlns:w="http://schemas.openxmlformats.org/wordprocessingml/2006/main" xmlns:w14="http://schemas.microsoft.com/office/word/2010/wordml" mc:Ignorable="w14">
-  <w:allowPNG/>
-  <w:doNotSaveAsSingleFile/>
-</w:webSettings>
+<file path=customXml/item1.xml><?xml version="1.0" encoding="utf-8"?>
+<b:Sources xmlns:b="http://schemas.openxmlformats.org/officeDocument/2006/bibliography" xmlns="http://schemas.openxmlformats.org/officeDocument/2006/bibliography" SelectedStyle="/APA.XSL" StyleName="APA"/>
+</file>
+
+<file path=customXml/itemProps1.xml><?xml version="1.0" encoding="utf-8"?>
+<ds:datastoreItem xmlns:ds="http://schemas.openxmlformats.org/officeDocument/2006/customXml" ds:itemID="{EF278816-EC6F-A645-907D-7F25AECB1D4A}">
+  <ds:schemaRefs>
+    <ds:schemaRef ds:uri="http://schemas.openxmlformats.org/officeDocument/2006/bibliography"/>
+  </ds:schemaRefs>
+</ds:datastoreItem>
 </file>
--- a/chapters/chapter3_findings.docx
+++ b/chapters/chapter3_findings.docx
@@ -1454,7 +1454,7 @@
           <w:color w:val="000000"/>
           <w:sz w:val="24"/>
         </w:rPr>
-        <w:t>Descriptive statistics for DISCERN total scores by platform are presented in Table 3. The overall sample mean was 38.68 (SD = 10.16), with a median of 38.0 (range: 17â€“64). Traditional websites achieved the highest median score (Mdn = 48.5, IQR = 9.75), followed by YouTube (Mdn = 42.0, IQR = 9.00), TikTok (Mdn = 35.0, IQR = 8.00), and Instagram (Mdn = 27.5, IQR = 9.00). Using commonly adopted thresholds from subsequent DISCERN literature (16â€“26 = very poor, 27â€“38 = poor, 39â€“50 = fair, 51â€“62 = good, 63â€“80 = excellent), the modal category for websites was 'fair' (44%), for YouTube 'fair' (48%), for TikTok 'poor' (55.3%), and for Instagram 'poor' (50%). Notably, 42% of Instagram items scored in the 'very poor' range, compared with 0% for both websites and YouTube.</w:t>
+        <w:t>Descriptive statistics for DISCERN total scores by platform are presented in Table 3. The overall sample mean was 38.68 (SD = 10.16), with a median of 38.0 (range: 17–64). Traditional websites achieved the highest median score (Mdn = 48.5, IQR = 9.75), followed by YouTube (Mdn = 42.0, IQR = 9.00), TikTok (Mdn = 35.0, IQR = 8.00), and Instagram (Mdn = 27.5, IQR = 9.00). Using commonly adopted thresholds from subsequent DISCERN literature (16–26 = very poor, 27–38 = poor, 39–50 = fair, 51–62 = good, 63–80 = excellent), the modal category for websites was 'fair' (44%), for YouTube 'fair' (48%), for TikTok 'poor' (55.3%), and for Instagram 'poor' (50%). Notably, 42% of Instagram items scored in the 'very poor' range, compared with 0% for both websites and YouTube.</w:t>
       </w:r>
     </w:p>
     <w:p>
@@ -2578,7 +2578,7 @@
                 <w:color w:val="000000"/>
                 <w:sz w:val="20"/>
               </w:rPr>
-              <w:t>â€”</w:t>
+              <w:t>—</w:t>
             </w:r>
           </w:p>
         </w:tc>
@@ -2599,7 +2599,7 @@
                 <w:color w:val="000000"/>
                 <w:sz w:val="20"/>
               </w:rPr>
-              <w:t>â€”</w:t>
+              <w:t>—</w:t>
             </w:r>
           </w:p>
         </w:tc>
@@ -2748,7 +2748,7 @@
           <w:color w:val="000000"/>
           <w:sz w:val="24"/>
         </w:rPr>
-        <w:t>Dunn's post-hoc pairwise comparisons with Bonferroni correction revealed significant differences for all six platform pairs (Table 4). The largest effect sizes were observed for Website versus Instagram (r = -0.891, large) and YouTube versus Instagram (r = -0.850, large). The Website versus YouTube comparison, while statistically significant at the Bonferroni-adjusted threshold (U = 1646, p = .038, r = -0.316), exhibited a small-to-medium effect size, suggesting that these two platforms are relatively more similar in information quality than other pairings. The remaining comparisonsâ€”Website versus TikTok (U = 1972, p &lt; .001, r = -0.678), YouTube versus TikTok (U = 1775, p &lt; .001, r = -0.511), and TikTok versus Instagram (U = 1740, p &lt; .001, r = -0.480)â€”all yielded medium to large effects.</w:t>
+        <w:t>Pairwise Mann-Whitney U comparisons with Bonferroni correction revealed significant differences for all six platform pairs (Table 4). The largest effect sizes were observed for Website versus Instagram (r = -0.891, large) and YouTube versus Instagram (r = -0.850, large). The Website versus YouTube comparison, while statistically significant at the Bonferroni-adjusted threshold (U = 1646, p = .038, r = -0.316), exhibited a small-to-medium effect size, suggesting that these two platforms are relatively more similar in information quality than other pairings. The remaining comparisons—Website versus TikTok (U = 1972, p &lt; .001, r = -0.678), YouTube versus TikTok (U = 1775, p &lt; .001, r = -0.511), and TikTok versus Instagram (U = 1740, p &lt; .001, r = -0.480)—all yielded medium to large effects.</w:t>
       </w:r>
     </w:p>
     <w:p>
@@ -2804,7 +2804,7 @@
           <w:color w:val="000000"/>
           <w:sz w:val="22"/>
         </w:rPr>
-        <w:t>Figure 2. Distribution of DISCERN quality categories by platform. Categories are based on conventional thresholds: Very Poor (16â€“26), Poor (27â€“38), Fair (39â€“50), Good (51â€“62), and Excellent (63â€“80).</w:t>
+        <w:t>Figure 2. Distribution of DISCERN quality categories by platform. Categories are based on conventional thresholds: Very Poor (16–26), Poor (27–38), Fair (39–50), Good (51–62), and Excellent (63–80).</w:t>
       </w:r>
     </w:p>
     <w:p>
@@ -2820,7 +2820,7 @@
           <w:color w:val="000000"/>
           <w:sz w:val="24"/>
         </w:rPr>
-        <w:t>DISCERN section scores followed a consistent pattern. For Section 1 (reliability of publication, Q1â€“Q8), median scores decreased from websites (Mdn = 25, IQR = 23â€“29) to YouTube (Mdn = 24, IQR = 21â€“27), TikTok (Mdn = 19, IQR = 17â€“22), and Instagram (Mdn = 15, IQR = 13â€“18). Section 2 (quality of treatment information, Q9â€“Q15) showed a parallel decline: websites (Mdn = 18, IQR = 16â€“21), YouTube (Mdn = 16, IQR = 14â€“18), TikTok (Mdn = 14, IQR = 11â€“16), and Instagram (Mdn = 10, IQR = 9â€“13).</w:t>
+        <w:t>DISCERN section scores followed a consistent pattern. For Section 1 (reliability of publication, Q1–Q8), median scores decreased from websites (Mdn = 25, IQR = 23–29) to YouTube (Mdn = 24, IQR = 21–27), TikTok (Mdn = 19, IQR = 17–22), and Instagram (Mdn = 15, IQR = 13–18). Section 2 (quality of treatment information, Q9–Q15) showed a parallel decline: websites (Mdn = 18, IQR = 16–21), YouTube (Mdn = 16, IQR = 14–18), TikTok (Mdn = 14, IQR = 11–16), and Instagram (Mdn = 10, IQR = 9–13).</w:t>
       </w:r>
     </w:p>
     <w:p>
@@ -2853,7 +2853,7 @@
           <w:color w:val="000000"/>
           <w:sz w:val="24"/>
         </w:rPr>
-        <w:t>JAMA benchmark compliance varied by criterion and platform (Table 4). A Kruskal-Wallis test on JAMA total scores (range 0â€“4) revealed no statistically significant difference across platforms, H(3) = 5.123, p = .163. However, this aggregate result is partly an artefact of the Currency criterion, which gives social media platforms an automatic advantage: posting dates are inherently visible (100% compliance) on social media but must be explicitly stated on websites (68% compliance). Criterion-level comparisons are therefore more informative than total JAMA scores in this study.</w:t>
+        <w:t>JAMA benchmark compliance varied by criterion and platform (Table 4). A Kruskal-Wallis test on JAMA total scores (range 0–4) revealed no statistically significant difference across platforms, H(3) = 5.123, p = .163. However, this aggregate result is partly an artefact of the Currency criterion, which gives social media platforms an automatic advantage: posting dates are inherently visible (100% compliance) on social media but must be explicitly stated on websites (68% compliance). Criterion-level comparisons are therefore more informative than total JAMA scores in this study.</w:t>
       </w:r>
     </w:p>
     <w:p>
@@ -2869,7 +2869,7 @@
           <w:color w:val="000000"/>
           <w:sz w:val="24"/>
         </w:rPr>
-        <w:t>Chi-square tests on individual JAMA criteria revealed significant platform differences for three of the four benchmarks. Attribution differed significantly across platforms (Ï‡Â²[3] = 24.255, p &lt; .001, CramÃ©râ€™s V = 0.351, medium effect), with websites (30%) and YouTube (16%) demonstrating the highest compliance, while TikTok (0%) provided no source citations whatsoever. Disclosure also differed significantly (Ï‡Â²[3] = 15.921, p = .001, V = 0.284, medium effect), with websites (16%) and TikTok (12.8%) showing the highest rates of sponsorship declaration; YouTube and Instagram both recorded 0% disclosure compliance. Currency showed significant variation (Ï‡Â²[3] = 51.198, p &lt; .001, V = 0.510, large effect), driven by the contrast between traditional websites (68%) and social media platforms (100% each). Authorship did not differ significantly across platforms (Ï‡Â²[3] = 6.151, p = .105, V = 0.177, small effect), with compliance ranging from 16% (Instagram) to 38% (YouTube).</w:t>
+        <w:t>Chi-square tests on individual JAMA criteria revealed significant platform differences for three of the four benchmarks. Attribution differed significantly across platforms (χ²[3] = 24.255, p &lt; .001, Cramér’s V = 0.351, medium effect), with websites (30%) and YouTube (16%) demonstrating the highest compliance, while TikTok (0%) provided no source citations whatsoever. Disclosure also differed significantly (χ²[3] = 15.921, p = .001, V = 0.284, medium effect), with websites (16%) and TikTok (12.8%) showing the highest rates of sponsorship declaration; YouTube and Instagram both recorded 0% disclosure compliance. Currency showed significant variation (χ²[3] = 51.198, p &lt; .001, V = 0.510, large effect), driven by the contrast between traditional websites (68%) and social media platforms (100% each). Authorship did not differ significantly across platforms (χ²[3] = 6.151, p = .105, V = 0.176, small effect), with compliance ranging from 16% (Instagram) to 38% (YouTube).</w:t>
       </w:r>
     </w:p>
     <w:p>
@@ -3460,7 +3460,7 @@
                 <w:color w:val="000000"/>
                 <w:sz w:val="20"/>
               </w:rPr>
-              <w:t>Mean Total (0â€“4)</w:t>
+              <w:t>Mean Total (0–4)</w:t>
             </w:r>
           </w:p>
         </w:tc>
@@ -3789,7 +3789,7 @@
           <w:color w:val="000000"/>
           <w:sz w:val="24"/>
         </w:rPr>
-        <w:t>These overall positive correlations for likes and comments must be interpreted with considerable caution, as they represent a largely confounded association driven by between-platform differences: traditional websites, which scored highest on DISCERN, also tend to accumulate higher absolute engagement counts (e.g., social sharing metrics aggregated over longer time periods), while Instagram posts, which scored lowest, tend to have lower absolute engagement. When examined within individual platforms, TikTok (rho = 0.109, p = .467) and Instagram (rho = -0.174, p = .226) showed non-significant likesâ€“quality correlations. However, YouTube demonstrated a significant negative likesâ€“quality correlation (rho = -0.286, p = .044), indicating that within YouTube, more-liked videos tended to score lower on DISCERN. This platform-specific finding is an exception to the broader Simpson's paradox pattern and suggests that the overall positive association between likes and quality is predominantly an ecological artefact rather than reflecting a genuine within-platform relationship. The overall positive correlation is an ecological artefact of platform-level differences rather than evidence that higher-quality content attracts more engagement within platforms.</w:t>
+        <w:t>These overall positive correlations for likes and comments must be interpreted with considerable caution, as they represent a largely confounded association driven by between-platform differences: traditional websites, which scored highest on DISCERN, also tend to accumulate higher absolute engagement counts (e.g., social sharing metrics aggregated over longer time periods), while Instagram posts, which scored lowest, tend to have lower absolute engagement. When examined within individual platforms, TikTok (rho = 0.109, p = .467) and Instagram (rho = -0.174, p = .226) showed non-significant likes–quality correlations. However, YouTube demonstrated a significant negative likes–quality correlation (rho = -0.286, p = .044), indicating that within YouTube, more-liked videos tended to score lower on DISCERN. This platform-specific finding is an exception to the broader Simpson's paradox pattern and suggests that the overall positive association between likes and quality is predominantly an ecological artefact rather than reflecting a genuine within-platform relationship. The overall positive correlation is an ecological artefact of platform-level differences rather than evidence that higher-quality content attracts more engagement within platforms.</w:t>
       </w:r>
     </w:p>
     <w:p>
@@ -3805,7 +3805,7 @@
           <w:color w:val="000000"/>
           <w:sz w:val="24"/>
         </w:rPr>
-        <w:t>For views, a significant negative correlation was observed within YouTube (rho = -0.340, p = .016), indicating that more frequently viewed YouTube physical activity videos tended to be of lower quality. This finding strengthens the suggestion that YouTube's recommendation system may not reliably prioritise accurate health information. Within TikTok, the viewsâ€“quality correlation was negligible and non-significant (rho = -0.057, p = .702).</w:t>
+        <w:t>For views, a significant negative correlation was observed within YouTube (rho = -0.340, p = .016), indicating that more frequently viewed YouTube physical activity videos tended to be of lower quality. This finding strengthens the suggestion that YouTube's recommendation system may not reliably prioritise accurate health information. Within TikTok, the views–quality correlation was negligible and non-significant (rho = -0.057, p = .702).</w:t>
       </w:r>
     </w:p>
     <w:p>
@@ -3894,7 +3894,7 @@
           <w:color w:val="000000"/>
           <w:sz w:val="24"/>
         </w:rPr>
-        <w:t>Figure 6 presents a heatmap of mean scores for each of the 16 DISCERN questions across platforms. Several patterns merit attention. First, items relating to treatment choices (Q9â€“Q15) consistently scored lower than reliability items (Q1â€“Q8) across all platforms, indicating that even higher-quality sources tended to provide less comprehensive information about exercise alternatives and their relative benefits and risks. Second, Q4 ('Is it clear what sources of information were used to compile the publication?') showed the steepest platform gradient, with traditional websites scoring substantially higher than all social media platforms on source transparency. Q5 ('Is it clear when the information used or reported was produced?') showed a different pattern: YouTube scored highest on this currency item because upload dates are automatically and prominently displayed, whereas Instagram and TikTok scored lowest despite also auto-displaying post dates, likely because their content less frequently referenced when the underlying information was produced. Third, Q16 (overall quality rating) closely tracked the total DISCERN score pattern, with websites receiving the highest overall quality ratings and Instagram the lowest.</w:t>
+        <w:t>Figure 6 presents a heatmap of mean scores for each of the 16 DISCERN questions across platforms. Several patterns merit attention. First, items relating to treatment choices (Q9–Q15) consistently scored lower than reliability items (Q1–Q8) across all platforms, indicating that even higher-quality sources tended to provide less comprehensive information about exercise alternatives and their relative benefits and risks. Second, Q4 ('Is it clear what sources of information were used to compile the publication?') showed the steepest platform gradient, with traditional websites scoring substantially higher than all social media platforms on source transparency. Q5 ('Is it clear when the information used or reported was produced?') showed a different pattern: YouTube scored highest on this currency item because upload dates are automatically and prominently displayed, whereas Instagram and TikTok scored lowest despite also auto-displaying post dates, likely because their content less frequently referenced when the underlying information was produced. Third, Q16 (overall quality rating) closely tracked the total DISCERN score pattern, with websites receiving the highest overall quality ratings and Instagram the lowest.</w:t>
       </w:r>
     </w:p>
     <w:p>
@@ -3950,7 +3950,7 @@
           <w:color w:val="000000"/>
           <w:sz w:val="22"/>
         </w:rPr>
-        <w:t>Figure 6. Heatmap of mean DISCERN item scores (Q1â€“Q16) by platform. Darker shading indicates higher mean scores (maximum = 5).</w:t>
+        <w:t>Figure 6. Heatmap of mean DISCERN item scores (Q1–Q16) by platform. Darker shading indicates higher mean scores (maximum = 5).</w:t>
       </w:r>
     </w:p>
     <w:p>
@@ -3983,7 +3983,7 @@
           <w:color w:val="000000"/>
           <w:sz w:val="24"/>
         </w:rPr>
-        <w:t>Because content format and platform are perfectly confounded in this dataset (each platform uses a single exclusive format), DISCERN score differences by format exactly mirror the platform differences reported in section 3.3. Text articles (n = 50, websites) achieved the highest median score (Mdn = 48.5, M = 47.0). Long-form videos exceeding five minutes (n = 50, YouTube) scored second highest (Mdn = 42.0, M = 42.9). Short videos under 60 seconds (n = 47, TikTok) scored lower (Mdn = 35.0, M = 35.6). Carousel posts (n = 50, Instagram) scored lowest (Mdn = 27.5, M = 29.0). Because format and platform cannot be disentangled, attributing these quality differences to format per seâ€”rather than to other platform-level factors such as user norms, algorithmic incentives, and creator demographicsâ€”is not warranted from this dataset alone.</w:t>
+        <w:t>Because content format and platform are perfectly confounded in this dataset (each platform uses a single exclusive format), DISCERN score differences by format exactly mirror the platform differences reported in section 3.3. Text articles (n = 50, websites) achieved the highest median score (Mdn = 48.5, M = 47.0). Long-form videos exceeding five minutes (n = 50, YouTube) scored second highest (Mdn = 42.0, M = 42.9). Short videos under 60 seconds (n = 47, TikTok) scored lower (Mdn = 35.0, M = 35.6). Carousel posts (n = 50, Instagram) scored lowest (Mdn = 27.5, M = 29.0). Because format and platform cannot be disentangled, attributing these quality differences to format per se—rather than to other platform-level factors such as user norms, algorithmic incentives, and creator demographics—is not warranted from this dataset alone.</w:t>
       </w:r>
     </w:p>
     <w:p>

--- a/chapters/chapter3_findings.docx
+++ b/chapters/chapter3_findings.docx
@@ -2804,7 +2804,7 @@
           <w:color w:val="000000"/>
           <w:sz w:val="22"/>
         </w:rPr>
-        <w:t>Figure 2. Distribution of DISCERN quality categories by platform. Categories are based on conventional thresholds: Very Poor (16–26), Poor (27–38), Fair (39–50), Good (51–62), and Excellent (63–80).</w:t>
+        <w:t>Figure 2. Distribution of DISCERN quality categories by platform. Categories are based on conventional thresholds: Very Poor (16–26), Poor (27–38), Fair (39–50), Good (51–62), and Excellent (63–80) (Sun et al., 2023).</w:t>
       </w:r>
     </w:p>
     <w:p>
@@ -3789,7 +3789,7 @@
           <w:color w:val="000000"/>
           <w:sz w:val="24"/>
         </w:rPr>
-        <w:t>These overall positive correlations for likes and comments must be interpreted with considerable caution, as they represent a largely confounded association driven by between-platform differences: traditional websites, which scored highest on DISCERN, also tend to accumulate higher absolute engagement counts (e.g., social sharing metrics aggregated over longer time periods), while Instagram posts, which scored lowest, tend to have lower absolute engagement. When examined within individual platforms, TikTok (rho = 0.109, p = .467) and Instagram (rho = -0.174, p = .226) showed non-significant likes–quality correlations. However, YouTube demonstrated a significant negative likes–quality correlation (rho = -0.286, p = .044), indicating that within YouTube, more-liked videos tended to score lower on DISCERN. This platform-specific finding is an exception to the broader Simpson's paradox pattern and suggests that the overall positive association between likes and quality is predominantly an ecological artefact rather than reflecting a genuine within-platform relationship. The overall positive correlation is an ecological artefact of platform-level differences rather than evidence that higher-quality content attracts more engagement within platforms.</w:t>
+        <w:t>These overall positive correlations for likes and comments must be interpreted with considerable caution, as they represent a largely confounded association driven by between-social-platform differences rather than by a consistent within-platform relationship. When examined within individual platforms, TikTok (rho = 0.109, p = .467) and Instagram (rho = -0.174, p = .226) showed non-significant likes–quality correlations. However, YouTube demonstrated a significant negative likes–quality correlation (rho = -0.286, p = .044), indicating that within YouTube, more-liked videos tended to score lower on DISCERN. This platform-specific finding is an exception to the broader Simpson's paradox pattern and suggests that the overall positive association between likes and quality is predominantly an ecological artefact rather than reflecting a genuine within-platform relationship. The overall positive correlation is an ecological artefact of social-platform differences rather than evidence that higher-quality content attracts more engagement within platforms.</w:t>
       </w:r>
     </w:p>
     <w:p>

--- a/chapters/chapter3_findings.docx
+++ b/chapters/chapter3_findings.docx
@@ -2748,7 +2748,7 @@
           <w:color w:val="000000"/>
           <w:sz w:val="24"/>
         </w:rPr>
-        <w:t>Pairwise Mann-Whitney U comparisons with Bonferroni correction revealed significant differences for all six platform pairs (Table 4). The largest effect sizes were observed for Website versus Instagram (r = -0.891, large) and YouTube versus Instagram (r = -0.850, large). The Website versus YouTube comparison, while statistically significant at the Bonferroni-adjusted threshold (U = 1646, p = .038, r = -0.316), exhibited a small-to-medium effect size, suggesting that these two platforms are relatively more similar in information quality than other pairings. The remaining comparisons—Website versus TikTok (U = 1972, p &lt; .001, r = -0.678), YouTube versus TikTok (U = 1775, p &lt; .001, r = -0.511), and TikTok versus Instagram (U = 1740, p &lt; .001, r = -0.480)—all yielded medium to large effects.</w:t>
+        <w:t>Pairwise Mann-Whitney U comparisons with Bonferroni correction revealed significant differences for all six platform pairs (Appendix Table C3). The largest effect sizes were observed for Website versus Instagram (r = -0.891, large) and YouTube versus Instagram (r = -0.850, large). The Website versus YouTube comparison, while statistically significant at the Bonferroni-adjusted threshold (U = 1646, p = .038, r = -0.316), exhibited a small-to-medium effect size, suggesting that these two platforms are relatively more similar in information quality than other pairings. The remaining comparisons—Website versus TikTok (U = 1972, p &lt; .001, r = -0.678), YouTube versus TikTok (U = 1775, p &lt; .001, r = -0.511), and TikTok versus Instagram (U = 1740, p &lt; .001, r = -0.480)—all yielded medium to large effects.</w:t>
       </w:r>
     </w:p>
     <w:p>
@@ -3757,7 +3757,7 @@
           <w:color w:val="000000"/>
           <w:sz w:val="24"/>
         </w:rPr>
-        <w:t>Research Question 3 examined whether engagement metrics were associated with information quality. Table 6 summarises the Spearman rank-order correlations between engagement indicators and DISCERN total scores.</w:t>
+        <w:t>Research Question 3 examined whether engagement metrics were associated with information quality. Appendix Table C6 summarises the Spearman rank-order correlations between engagement indicators and DISCERN total scores.</w:t>
       </w:r>
     </w:p>
     <w:p>

--- a/chapters/chapter3_findings.docx
+++ b/chapters/chapter3_findings.docx
@@ -2853,7 +2853,7 @@
           <w:color w:val="000000"/>
           <w:sz w:val="24"/>
         </w:rPr>
-        <w:t>JAMA benchmark compliance varied by criterion and platform (Table 4). A Kruskal-Wallis test on JAMA total scores (range 0–4) revealed no statistically significant difference across platforms, H(3) = 5.123, p = .163. However, this aggregate result is partly an artefact of the Currency criterion, which gives social media platforms an automatic advantage: posting dates are inherently visible (100% compliance) on social media but must be explicitly stated on websites (68% compliance). Criterion-level comparisons are therefore more informative than total JAMA scores in this study.</w:t>
+        <w:t>JAMA benchmark compliance varied by criterion and platform (Table 4). A Kruskal-Wallis test on JAMA total scores (range 0–4) revealed no statistically significant difference across platforms, H(3) = 5.123, p = .163. However, this aggregate result is partly an artefact of the Currency criterion, which gives social media platforms an automatic advantage: posting dates are inherently visible (100% compliance) on social media but must be explicitly stated on websites (68% compliance). Criterion-level comparisons are therefore more informative than total JAMA scores in this study. As a sensitivity check, JAMA scores were also computed on a 0–3 scale excluding Currency. Under this recalculation, mean scores were: websites 0.76, YouTube 0.54, TikTok 0.43, and Instagram 0.20, reinforcing the transparency advantage of traditional websites when the platform-inherent date display is set aside.</w:t>
       </w:r>
     </w:p>
     <w:p>
@@ -3999,7 +3999,7 @@
           <w:color w:val="000000"/>
           <w:sz w:val="24"/>
         </w:rPr>
-        <w:t>Search terms also influenced quality scores. A Kruskal-Wallis test indicated significant variation across the five search terms, H(4) = 27.255, p &lt; .001. Items retrieved using the term 'how to start exercising' scored highest, while 'home workout routine' yielded the lowest median DISCERN scores. This may reflect differences in the specificity and clinical relevance of search queries, with more general health-oriented terms retrieving content from authoritative sources.</w:t>
+        <w:t>Search terms also influenced quality scores. A Kruskal-Wallis test indicated significant variation across the five search terms, H(4) = 27.255, p &lt; .001 (see Appendix Table C10 for descriptive statistics by search term). Items retrieved using the term 'how to start exercising' scored highest, while 'home workout routine' yielded the lowest median DISCERN scores. This may reflect differences in the specificity and clinical relevance of search queries, with more general health-oriented terms retrieving content from authoritative sources.</w:t>
       </w:r>
     </w:p>
     <w:sectPr>

--- a/chapters/chapter3_findings.docx
+++ b/chapters/chapter3_findings.docx
@@ -2748,7 +2748,7 @@
           <w:color w:val="000000"/>
           <w:sz w:val="24"/>
         </w:rPr>
-        <w:t>Pairwise Mann-Whitney U comparisons with Bonferroni correction revealed significant differences for all six platform pairs (Appendix Table C3). The largest effect sizes were observed for Website versus Instagram (r = -0.891, large) and YouTube versus Instagram (r = -0.850, large). The Website versus YouTube comparison, while statistically significant at the Bonferroni-adjusted threshold (U = 1646, p = .038, r = -0.316), exhibited a small-to-medium effect size, suggesting that these two platforms are relatively more similar in information quality than other pairings. The remaining comparisons—Website versus TikTok (U = 1972, p &lt; .001, r = -0.678), YouTube versus TikTok (U = 1775, p &lt; .001, r = -0.511), and TikTok versus Instagram (U = 1740, p &lt; .001, r = -0.480)—all yielded medium to large effects.</w:t>
+        <w:t>Pairwise Mann-Whitney U comparisons with Bonferroni correction revealed significant differences for all six platform pairs (Appendix Table C3). The largest effect sizes were observed for Website versus Instagram (r_rb = −0.891, large) and YouTube versus Instagram (r_rb = −0.850, large). The Website versus YouTube comparison, while statistically significant at the Bonferroni-adjusted threshold (U = 1646, p = .038, r_rb = −0.316), exhibited a small-to-medium effect size, suggesting that these two platforms are relatively more similar in information quality than other pairings. The remaining comparisons—Website versus TikTok (U = 1972, p &lt; .001, r_rb = −0.678), YouTube versus TikTok (U = 1775, p &lt; .001, r_rb = −0.511), and TikTok versus Instagram (U = 1740, p &lt; .001, r_rb = −0.480)—all yielded medium to large effects.</w:t>
       </w:r>
     </w:p>
     <w:p>
@@ -3636,7 +3636,7 @@
           <w:color w:val="000000"/>
           <w:sz w:val="24"/>
         </w:rPr>
-        <w:t>To address Research Question 2, creators were initially dichotomised into professional (healthcare professionals and certified fitness professionals, n = 51) and non-professional (fitness influencers, general users, and organisations, n = 146) categories. A Mann-Whitney U test comparing DISCERN total scores between these two groups yielded U = 4457, p = .036, r = -0.197, reaching statistical significance at the alpha = .05 level with a small effect size. Professional creators achieved a median DISCERN score of 41.0, compared with 37.0 for non-professional creators.</w:t>
+        <w:t>To address Research Question 2, creators were initially dichotomised into professional (healthcare professionals and certified fitness professionals, n = 51) and non-professional (fitness influencers, general users, and organisations, n = 146) categories. A Mann-Whitney U test comparing DISCERN total scores between these two groups yielded U = 4457, p = .036, r_rb = −0.197, reaching statistical significance at the α = .05 level with a small effect size. Professional creators achieved a median DISCERN score of 41.0, compared with 37.0 for non-professional creators.</w:t>
       </w:r>
     </w:p>
     <w:p>

--- a/chapters/chapter3_findings.docx
+++ b/chapters/chapter3_findings.docx
@@ -4440,14 +4440,14 @@
     <w:pPr>
       <w:keepNext/>
       <w:keepLines/>
-      <w:spacing w:before="480" w:after="0"/>
+      <w:spacing w:before="480" w:after="0" w:line="360" w:lineRule="auto"/>
       <w:outlineLvl w:val="0"/>
     </w:pPr>
     <w:rPr>
-      <w:rFonts w:asciiTheme="majorHAnsi" w:eastAsiaTheme="majorEastAsia" w:hAnsiTheme="majorHAnsi" w:cstheme="majorBidi"/>
+      <w:rFonts w:asciiTheme="majorHAnsi" w:eastAsiaTheme="majorEastAsia" w:hAnsiTheme="majorHAnsi" w:cstheme="majorBidi" w:ascii="Times New Roman" w:hAnsi="Times New Roman"/>
       <w:b/>
       <w:bCs/>
-      <w:color w:val="365F91" w:themeColor="accent1" w:themeShade="BF"/>
+      <w:color w:val="000000"/>
       <w:sz w:val="28"/>
       <w:szCs w:val="28"/>
     </w:rPr>
@@ -4464,15 +4464,15 @@
     <w:pPr>
       <w:keepNext/>
       <w:keepLines/>
-      <w:spacing w:before="200" w:after="0"/>
+      <w:spacing w:before="200" w:after="0" w:line="360" w:lineRule="auto"/>
       <w:outlineLvl w:val="1"/>
     </w:pPr>
     <w:rPr>
-      <w:rFonts w:asciiTheme="majorHAnsi" w:eastAsiaTheme="majorEastAsia" w:hAnsiTheme="majorHAnsi" w:cstheme="majorBidi"/>
+      <w:rFonts w:asciiTheme="majorHAnsi" w:eastAsiaTheme="majorEastAsia" w:hAnsiTheme="majorHAnsi" w:cstheme="majorBidi" w:ascii="Times New Roman" w:hAnsi="Times New Roman"/>
       <w:b/>
       <w:bCs/>
-      <w:color w:val="4F81BD" w:themeColor="accent1"/>
-      <w:sz w:val="26"/>
+      <w:color w:val="000000"/>
+      <w:sz w:val="24"/>
       <w:szCs w:val="26"/>
     </w:rPr>
   </w:style>
@@ -4488,14 +4488,15 @@
     <w:pPr>
       <w:keepNext/>
       <w:keepLines/>
-      <w:spacing w:before="200" w:after="0"/>
+      <w:spacing w:before="200" w:after="0" w:line="360" w:lineRule="auto"/>
       <w:outlineLvl w:val="2"/>
     </w:pPr>
     <w:rPr>
-      <w:rFonts w:asciiTheme="majorHAnsi" w:eastAsiaTheme="majorEastAsia" w:hAnsiTheme="majorHAnsi" w:cstheme="majorBidi"/>
+      <w:rFonts w:asciiTheme="majorHAnsi" w:eastAsiaTheme="majorEastAsia" w:hAnsiTheme="majorHAnsi" w:cstheme="majorBidi" w:ascii="Times New Roman" w:hAnsi="Times New Roman"/>
       <w:b/>
       <w:bCs/>
-      <w:color w:val="4F81BD" w:themeColor="accent1"/>
+      <w:color w:val="000000"/>
+      <w:sz w:val="24"/>
     </w:rPr>
   </w:style>
   <w:style w:type="paragraph" w:styleId="Heading4">
